--- a/Journal.docx
+++ b/Journal.docx
@@ -899,15 +899,7 @@
         </w:numPr>
       </w:pPr>
       <w:r>
-        <w:t xml:space="preserve">When I try to use pip and install the packages, it keeps </w:t>
-      </w:r>
-      <w:proofErr w:type="gramStart"/>
-      <w:r>
-        <w:t>installing to</w:t>
-      </w:r>
-      <w:proofErr w:type="gramEnd"/>
-      <w:r>
-        <w:t xml:space="preserve"> Python 3.10 and says that the package is already there.</w:t>
+        <w:t>When I try to use pip and install the packages, it keeps installing to Python 3.10 and says that the package is already there.</w:t>
       </w:r>
     </w:p>
     <w:p>
@@ -1129,15 +1121,7 @@
       </w:r>
       <w:proofErr w:type="spellEnd"/>
       <w:r>
-        <w:t xml:space="preserve"> due to CORS policy -&gt; It was a hard fix because I thought I </w:t>
-      </w:r>
-      <w:proofErr w:type="gramStart"/>
-      <w:r>
-        <w:t>have</w:t>
-      </w:r>
-      <w:proofErr w:type="gramEnd"/>
-      <w:r>
-        <w:t xml:space="preserve"> already solved it before</w:t>
+        <w:t xml:space="preserve"> due to CORS policy -&gt; It was a hard fix because I thought I have already solved it before</w:t>
       </w:r>
       <w:r>
         <w:t xml:space="preserve">. I learned that </w:t>
@@ -1648,15 +1632,7 @@
       </w:r>
       <w:proofErr w:type="spellEnd"/>
       <w:r>
-        <w:t xml:space="preserve"> packages in the wrong place. I simply had to delete the incorrect installation and </w:t>
-      </w:r>
-      <w:proofErr w:type="gramStart"/>
-      <w:r>
-        <w:t>install</w:t>
-      </w:r>
-      <w:proofErr w:type="gramEnd"/>
-      <w:r>
-        <w:t xml:space="preserve"> into the right place.</w:t>
+        <w:t xml:space="preserve"> packages in the wrong place. I simply had to delete the incorrect installation and install into the right place.</w:t>
       </w:r>
     </w:p>
     <w:p>
@@ -1736,15 +1712,7 @@
         </w:numPr>
       </w:pPr>
       <w:r>
-        <w:t xml:space="preserve">There </w:t>
-      </w:r>
-      <w:proofErr w:type="gramStart"/>
-      <w:r>
-        <w:t>was</w:t>
-      </w:r>
-      <w:proofErr w:type="gramEnd"/>
-      <w:r>
-        <w:t xml:space="preserve"> a lot of asking </w:t>
+        <w:t xml:space="preserve">There was a lot of asking </w:t>
       </w:r>
       <w:proofErr w:type="spellStart"/>
       <w:r>
@@ -2718,15 +2686,7 @@
       </w:r>
       <w:proofErr w:type="spellEnd"/>
       <w:r>
-        <w:t xml:space="preserve"> should emit a signal to let the Frontend </w:t>
-      </w:r>
-      <w:proofErr w:type="gramStart"/>
-      <w:r>
-        <w:t>knows</w:t>
-      </w:r>
-      <w:proofErr w:type="gramEnd"/>
-      <w:r>
-        <w:t xml:space="preserve"> this job is done. Frontend should then find that job to report accuracy and update the table.</w:t>
+        <w:t xml:space="preserve"> should emit a signal to let the Frontend knows this job is done. Frontend should then find that job to report accuracy and update the table.</w:t>
       </w:r>
     </w:p>
     <w:p>
@@ -2932,8 +2892,128 @@
       </w:r>
     </w:p>
     <w:p>
-      <w:pPr>
-        <w:ind w:left="360"/>
+      <w:r>
+        <w:t>3/16/2024</w:t>
+      </w:r>
+    </w:p>
+    <w:p>
+      <w:pPr>
+        <w:pStyle w:val="ListParagraph"/>
+        <w:numPr>
+          <w:ilvl w:val="0"/>
+          <w:numId w:val="1"/>
+        </w:numPr>
+      </w:pPr>
+      <w:r>
+        <w:t>Learning how to deploy the app on the web. Some keywords I’m looking into are “containerization” and “</w:t>
+      </w:r>
+      <w:proofErr w:type="gramStart"/>
+      <w:r>
+        <w:t>Docker</w:t>
+      </w:r>
+      <w:proofErr w:type="gramEnd"/>
+      <w:r>
+        <w:t>”</w:t>
+      </w:r>
+    </w:p>
+    <w:p>
+      <w:pPr>
+        <w:pStyle w:val="ListParagraph"/>
+        <w:numPr>
+          <w:ilvl w:val="0"/>
+          <w:numId w:val="1"/>
+        </w:numPr>
+      </w:pPr>
+      <w:r>
+        <w:t xml:space="preserve">Followed this guide to containerize the Frontend: </w:t>
+      </w:r>
+      <w:hyperlink r:id="rId8" w:history="1">
+        <w:r>
+          <w:rPr>
+            <w:rStyle w:val="Hyperlink"/>
+          </w:rPr>
+          <w:t xml:space="preserve">How to </w:t>
+        </w:r>
+        <w:proofErr w:type="spellStart"/>
+        <w:r>
+          <w:rPr>
+            <w:rStyle w:val="Hyperlink"/>
+          </w:rPr>
+          <w:t>Dockerize</w:t>
+        </w:r>
+        <w:proofErr w:type="spellEnd"/>
+        <w:r>
+          <w:rPr>
+            <w:rStyle w:val="Hyperlink"/>
+          </w:rPr>
+          <w:t xml:space="preserve"> a React Application – A Step by Step Tutorial (freecodecamp.org)</w:t>
+        </w:r>
+      </w:hyperlink>
+    </w:p>
+    <w:p>
+      <w:pPr>
+        <w:pStyle w:val="ListParagraph"/>
+        <w:numPr>
+          <w:ilvl w:val="0"/>
+          <w:numId w:val="1"/>
+        </w:numPr>
+      </w:pPr>
+      <w:r>
+        <w:t xml:space="preserve">Trying to containerize the Backend. Learned that I will need a requirements.txt file, as it is a </w:t>
+      </w:r>
+      <w:r>
+        <w:rPr>
+          <w:b/>
+          <w:bCs/>
+        </w:rPr>
+        <w:t>standard Python mechanism for managing a project’s dependencies</w:t>
+      </w:r>
+      <w:r>
+        <w:t xml:space="preserve">, and Docker needs this file (Just like </w:t>
+      </w:r>
+      <w:proofErr w:type="spellStart"/>
+      <w:proofErr w:type="gramStart"/>
+      <w:r>
+        <w:t>package.json</w:t>
+      </w:r>
+      <w:proofErr w:type="spellEnd"/>
+      <w:proofErr w:type="gramEnd"/>
+      <w:r>
+        <w:t xml:space="preserve"> for React)</w:t>
+      </w:r>
+    </w:p>
+    <w:p>
+      <w:pPr>
+        <w:pStyle w:val="ListParagraph"/>
+        <w:numPr>
+          <w:ilvl w:val="0"/>
+          <w:numId w:val="1"/>
+        </w:numPr>
+      </w:pPr>
+      <w:r>
+        <w:t xml:space="preserve">Figuring out how to create a requirements.txt file </w:t>
+      </w:r>
+      <w:r>
+        <w:sym w:font="Wingdings" w:char="F0E0"/>
+      </w:r>
+      <w:r>
+        <w:t xml:space="preserve"> Trying </w:t>
+      </w:r>
+      <w:r>
+        <w:rPr>
+          <w:b/>
+          <w:bCs/>
+        </w:rPr>
+        <w:t>pip freeze &gt; requirements.txt</w:t>
+      </w:r>
+    </w:p>
+    <w:p>
+      <w:pPr>
+        <w:pStyle w:val="ListParagraph"/>
+        <w:numPr>
+          <w:ilvl w:val="0"/>
+          <w:numId w:val="1"/>
+        </w:numPr>
       </w:pPr>
     </w:p>
     <w:sectPr>

--- a/Journal.docx
+++ b/Journal.docx
@@ -16,13 +16,8 @@
         </w:numPr>
       </w:pPr>
       <w:r>
-        <w:t xml:space="preserve">Went through a rough architecture/system design for the </w:t>
-      </w:r>
-      <w:proofErr w:type="gramStart"/>
-      <w:r>
-        <w:t>software</w:t>
-      </w:r>
-      <w:proofErr w:type="gramEnd"/>
+        <w:t>Went through a rough architecture/system design for the software</w:t>
+      </w:r>
     </w:p>
     <w:p>
       <w:pPr>
@@ -54,13 +49,8 @@
         <w:t xml:space="preserve"> the front end</w:t>
       </w:r>
       <w:r>
-        <w:t xml:space="preserve"> in real </w:t>
-      </w:r>
-      <w:proofErr w:type="gramStart"/>
-      <w:r>
-        <w:t>time</w:t>
-      </w:r>
-      <w:proofErr w:type="gramEnd"/>
+        <w:t xml:space="preserve"> in real time</w:t>
+      </w:r>
     </w:p>
     <w:p>
       <w:r>
@@ -82,80 +72,44 @@
         </w:numPr>
       </w:pPr>
       <w:r>
-        <w:t xml:space="preserve">Learned and used WebSocket to get logging information from the ML script and display it on the front end in real </w:t>
-      </w:r>
-      <w:proofErr w:type="gramStart"/>
-      <w:r>
-        <w:t>time</w:t>
-      </w:r>
-      <w:proofErr w:type="gramEnd"/>
-    </w:p>
-    <w:p>
-      <w:pPr>
-        <w:pStyle w:val="ListParagraph"/>
-        <w:numPr>
-          <w:ilvl w:val="0"/>
-          <w:numId w:val="1"/>
-        </w:numPr>
-      </w:pPr>
-      <w:r>
-        <w:t xml:space="preserve">Refactored ML code so that every function is in a designated </w:t>
-      </w:r>
-      <w:proofErr w:type="gramStart"/>
-      <w:r>
-        <w:t>class</w:t>
-      </w:r>
-      <w:proofErr w:type="gramEnd"/>
-    </w:p>
-    <w:p>
-      <w:pPr>
-        <w:pStyle w:val="ListParagraph"/>
-        <w:numPr>
-          <w:ilvl w:val="0"/>
-          <w:numId w:val="1"/>
-        </w:numPr>
-      </w:pPr>
-      <w:r>
-        <w:t xml:space="preserve">Refactored manager.py and mnist_model.py to enable manager to update progress, allowing </w:t>
-      </w:r>
-      <w:proofErr w:type="spellStart"/>
-      <w:r>
-        <w:t>mnist_model</w:t>
-      </w:r>
-      <w:proofErr w:type="spellEnd"/>
-      <w:r>
-        <w:t xml:space="preserve"> to focus on running ML </w:t>
-      </w:r>
-      <w:proofErr w:type="gramStart"/>
-      <w:r>
-        <w:t>tasks</w:t>
-      </w:r>
-      <w:proofErr w:type="gramEnd"/>
-    </w:p>
-    <w:p>
-      <w:pPr>
-        <w:pStyle w:val="ListParagraph"/>
-        <w:numPr>
-          <w:ilvl w:val="0"/>
-          <w:numId w:val="1"/>
-        </w:numPr>
-      </w:pPr>
-      <w:r>
-        <w:t xml:space="preserve">Setup a </w:t>
-      </w:r>
-      <w:proofErr w:type="spellStart"/>
-      <w:r>
-        <w:t>websocket</w:t>
-      </w:r>
-      <w:proofErr w:type="spellEnd"/>
-      <w:r>
-        <w:t xml:space="preserve"> in server’s app.py, pass it to manager, and let manager.py emit updates to the client </w:t>
-      </w:r>
-      <w:proofErr w:type="gramStart"/>
-      <w:r>
-        <w:t>app.js</w:t>
-      </w:r>
-      <w:proofErr w:type="gramEnd"/>
+        <w:t>Learned and used WebSocket to get logging information from the ML script and display it on the front end in real time</w:t>
+      </w:r>
+    </w:p>
+    <w:p>
+      <w:pPr>
+        <w:pStyle w:val="ListParagraph"/>
+        <w:numPr>
+          <w:ilvl w:val="0"/>
+          <w:numId w:val="1"/>
+        </w:numPr>
+      </w:pPr>
+      <w:r>
+        <w:t>Refactored ML code so that every function is in a designated class</w:t>
+      </w:r>
+    </w:p>
+    <w:p>
+      <w:pPr>
+        <w:pStyle w:val="ListParagraph"/>
+        <w:numPr>
+          <w:ilvl w:val="0"/>
+          <w:numId w:val="1"/>
+        </w:numPr>
+      </w:pPr>
+      <w:r>
+        <w:t>Refactored manager.py and mnist_model.py to enable manager to update progress, allowing mnist_model to focus on running ML tasks</w:t>
+      </w:r>
+    </w:p>
+    <w:p>
+      <w:pPr>
+        <w:pStyle w:val="ListParagraph"/>
+        <w:numPr>
+          <w:ilvl w:val="0"/>
+          <w:numId w:val="1"/>
+        </w:numPr>
+      </w:pPr>
+      <w:r>
+        <w:t>Setup a websocket in server’s app.py, pass it to manager, and let manager.py emit updates to the client app.js</w:t>
+      </w:r>
     </w:p>
     <w:p>
       <w:pPr>
@@ -175,17 +129,7 @@
         <w:t xml:space="preserve"> </w:t>
       </w:r>
       <w:r>
-        <w:t xml:space="preserve">Used </w:t>
-      </w:r>
-      <w:proofErr w:type="spellStart"/>
-      <w:proofErr w:type="gramStart"/>
-      <w:r>
-        <w:t>socketio.once</w:t>
-      </w:r>
-      <w:proofErr w:type="spellEnd"/>
-      <w:proofErr w:type="gramEnd"/>
-      <w:r>
-        <w:t>() to solve the problem</w:t>
+        <w:t>Used socketio.once() to solve the problem</w:t>
       </w:r>
     </w:p>
     <w:p>
@@ -224,15 +168,7 @@
         </w:numPr>
       </w:pPr>
       <w:r>
-        <w:t xml:space="preserve">Q: Don’t know how to check if the </w:t>
-      </w:r>
-      <w:proofErr w:type="spellStart"/>
-      <w:r>
-        <w:t>websocket</w:t>
-      </w:r>
-      <w:proofErr w:type="spellEnd"/>
-      <w:r>
-        <w:t xml:space="preserve"> is properly closed.</w:t>
+        <w:t>Q: Don’t know how to check if the websocket is properly closed.</w:t>
       </w:r>
     </w:p>
     <w:p>
@@ -276,23 +212,7 @@
         </w:numPr>
       </w:pPr>
       <w:r>
-        <w:t>Currently debugging this error: Access to fetch at 'http://localhost:9000/</w:t>
-      </w:r>
-      <w:proofErr w:type="spellStart"/>
-      <w:r>
-        <w:t>start_experiment</w:t>
-      </w:r>
-      <w:proofErr w:type="spellEnd"/>
-      <w:r>
-        <w:t>' from origin 'http://localhost:3000' has been blocked by CORS policy: No 'Access-Control-Allow-Origin' header is present on the requested resource. If an opaque response serves your needs, set the request's mode to 'no-</w:t>
-      </w:r>
-      <w:proofErr w:type="spellStart"/>
-      <w:r>
-        <w:t>cors'</w:t>
-      </w:r>
-      <w:proofErr w:type="spellEnd"/>
-      <w:r>
-        <w:t xml:space="preserve"> to fetch the resource with CORS disabled.</w:t>
+        <w:t>Currently debugging this error: Access to fetch at 'http://localhost:9000/start_experiment' from origin 'http://localhost:3000' has been blocked by CORS policy: No 'Access-Control-Allow-Origin' header is present on the requested resource. If an opaque response serves your needs, set the request's mode to 'no-cors' to fetch the resource with CORS disabled.</w:t>
       </w:r>
       <w:r>
         <w:t xml:space="preserve"> </w:t>
@@ -307,15 +227,7 @@
         <w:t xml:space="preserve"> T</w:t>
       </w:r>
       <w:r>
-        <w:t xml:space="preserve">he same-origin policy fights one of the most common </w:t>
-      </w:r>
-      <w:proofErr w:type="spellStart"/>
-      <w:r>
-        <w:t>cyber attacks</w:t>
-      </w:r>
-      <w:proofErr w:type="spellEnd"/>
-      <w:r>
-        <w:t xml:space="preserve"> out there: cross-site request forgery. In this maneuver, a malicious website attempts to take advantage of the browser’s cookie storage system.</w:t>
+        <w:t>he same-origin policy fights one of the most common cyber attacks out there: cross-site request forgery. In this maneuver, a malicious website attempts to take advantage of the browser’s cookie storage system.</w:t>
       </w:r>
       <w:r>
         <w:t xml:space="preserve"> </w:t>
@@ -343,45 +255,19 @@
         <w:t xml:space="preserve">backend </w:t>
       </w:r>
       <w:r>
-        <w:t xml:space="preserve">response object (which is a </w:t>
-      </w:r>
-      <w:proofErr w:type="spellStart"/>
-      <w:r>
-        <w:t>dict</w:t>
-      </w:r>
-      <w:proofErr w:type="spellEnd"/>
-      <w:r>
-        <w:t>/</w:t>
-      </w:r>
-      <w:proofErr w:type="spellStart"/>
-      <w:r>
-        <w:t>json</w:t>
-      </w:r>
-      <w:proofErr w:type="spellEnd"/>
-      <w:r>
-        <w:t>)</w:t>
-      </w:r>
-    </w:p>
-    <w:p>
-      <w:pPr>
-        <w:pStyle w:val="ListParagraph"/>
-        <w:numPr>
-          <w:ilvl w:val="0"/>
-          <w:numId w:val="1"/>
-        </w:numPr>
-      </w:pPr>
-      <w:r>
-        <w:t xml:space="preserve">Also modified the code a bit to remove proxy in </w:t>
-      </w:r>
-      <w:proofErr w:type="spellStart"/>
-      <w:proofErr w:type="gramStart"/>
-      <w:r>
-        <w:t>package.json</w:t>
-      </w:r>
-      <w:proofErr w:type="spellEnd"/>
-      <w:proofErr w:type="gramEnd"/>
-      <w:r>
-        <w:t>, set the server to use port 9000 instead of 5000.</w:t>
+        <w:t>response object (which is a dict/json)</w:t>
+      </w:r>
+    </w:p>
+    <w:p>
+      <w:pPr>
+        <w:pStyle w:val="ListParagraph"/>
+        <w:numPr>
+          <w:ilvl w:val="0"/>
+          <w:numId w:val="1"/>
+        </w:numPr>
+      </w:pPr>
+      <w:r>
+        <w:t>Also modified the code a bit to remove proxy in package.json, set the server to use port 9000 instead of 5000.</w:t>
       </w:r>
     </w:p>
     <w:p>
@@ -508,13 +394,8 @@
         </w:numPr>
       </w:pPr>
       <w:r>
-        <w:t xml:space="preserve">Create a new job with its </w:t>
-      </w:r>
-      <w:proofErr w:type="gramStart"/>
-      <w:r>
-        <w:t>schedule</w:t>
-      </w:r>
-      <w:proofErr w:type="gramEnd"/>
+        <w:t>Create a new job with its schedule</w:t>
+      </w:r>
     </w:p>
     <w:p>
       <w:pPr>
@@ -572,15 +453,7 @@
         </w:numPr>
       </w:pPr>
       <w:r>
-        <w:t xml:space="preserve">Discussed with </w:t>
-      </w:r>
-      <w:proofErr w:type="spellStart"/>
-      <w:r>
-        <w:t>pda</w:t>
-      </w:r>
-      <w:proofErr w:type="spellEnd"/>
-      <w:r>
-        <w:t xml:space="preserve">, and agreed that we should start by designing a </w:t>
+        <w:t xml:space="preserve">Discussed with pda, and agreed that we should start by designing a </w:t>
       </w:r>
       <w:r>
         <w:rPr>
@@ -596,11 +469,9 @@
         </w:rPr>
         <w:t xml:space="preserve"> </w:t>
       </w:r>
-      <w:proofErr w:type="gramStart"/>
       <w:r>
         <w:t>first</w:t>
       </w:r>
-      <w:proofErr w:type="gramEnd"/>
     </w:p>
     <w:p>
       <w:pPr>
@@ -647,15 +518,7 @@
         </w:numPr>
       </w:pPr>
       <w:r>
-        <w:t xml:space="preserve">Given a </w:t>
-      </w:r>
-      <w:proofErr w:type="spellStart"/>
-      <w:r>
-        <w:t>userID</w:t>
-      </w:r>
-      <w:proofErr w:type="spellEnd"/>
-      <w:r>
-        <w:t>, retrieve all jobs that belong to it (by client)</w:t>
+        <w:t>Given a userID, retrieve all jobs that belong to it (by client)</w:t>
       </w:r>
     </w:p>
     <w:p>
@@ -739,31 +602,7 @@
         </w:numPr>
       </w:pPr>
       <w:r>
-        <w:t xml:space="preserve">Job table: </w:t>
-      </w:r>
-      <w:proofErr w:type="spellStart"/>
-      <w:r>
-        <w:t>UserID</w:t>
-      </w:r>
-      <w:proofErr w:type="spellEnd"/>
-      <w:r>
-        <w:t xml:space="preserve">, </w:t>
-      </w:r>
-      <w:proofErr w:type="spellStart"/>
-      <w:r>
-        <w:t>JobID</w:t>
-      </w:r>
-      <w:proofErr w:type="spellEnd"/>
-      <w:r>
-        <w:t xml:space="preserve">, </w:t>
-      </w:r>
-      <w:proofErr w:type="spellStart"/>
-      <w:r>
-        <w:t>timeCreated</w:t>
-      </w:r>
-      <w:proofErr w:type="spellEnd"/>
-      <w:r>
-        <w:t xml:space="preserve"> (UNIX timestamp)</w:t>
+        <w:t>Job table: UserID, JobID, timeCreated (UNIX timestamp)</w:t>
       </w:r>
     </w:p>
     <w:p>
@@ -775,49 +614,20 @@
         </w:numPr>
       </w:pPr>
       <w:r>
-        <w:t xml:space="preserve">History table: </w:t>
-      </w:r>
-      <w:proofErr w:type="spellStart"/>
-      <w:r>
-        <w:t>JobID</w:t>
-      </w:r>
-      <w:proofErr w:type="spellEnd"/>
-      <w:r>
-        <w:t xml:space="preserve">, </w:t>
-      </w:r>
-      <w:proofErr w:type="spellStart"/>
-      <w:r>
-        <w:t>startTime</w:t>
-      </w:r>
-      <w:proofErr w:type="spellEnd"/>
-      <w:r>
-        <w:t xml:space="preserve"> (UNIX timestamp), runtime (seconds), epochs, </w:t>
-      </w:r>
-      <w:proofErr w:type="spellStart"/>
-      <w:r>
-        <w:t>lr</w:t>
-      </w:r>
-      <w:proofErr w:type="spellEnd"/>
-      <w:r>
-        <w:t>, size, accuracy</w:t>
-      </w:r>
-    </w:p>
-    <w:p>
-      <w:pPr>
-        <w:pStyle w:val="ListParagraph"/>
-        <w:numPr>
-          <w:ilvl w:val="0"/>
-          <w:numId w:val="1"/>
-        </w:numPr>
-      </w:pPr>
-      <w:r>
-        <w:t xml:space="preserve">Finished a rough system </w:t>
-      </w:r>
-      <w:proofErr w:type="gramStart"/>
-      <w:r>
-        <w:t>design</w:t>
-      </w:r>
-      <w:proofErr w:type="gramEnd"/>
+        <w:t>History table: JobID, startTime (UNIX timestamp), runtime (seconds), epochs, lr, size, accuracy</w:t>
+      </w:r>
+    </w:p>
+    <w:p>
+      <w:pPr>
+        <w:pStyle w:val="ListParagraph"/>
+        <w:numPr>
+          <w:ilvl w:val="0"/>
+          <w:numId w:val="1"/>
+        </w:numPr>
+      </w:pPr>
+      <w:r>
+        <w:t>Finished a rough system design</w:t>
+      </w:r>
     </w:p>
     <w:p>
       <w:r>
@@ -833,30 +643,20 @@
         </w:numPr>
       </w:pPr>
       <w:r>
-        <w:t xml:space="preserve">Started to explore how to implement MongoDB Atlas into the </w:t>
-      </w:r>
-      <w:proofErr w:type="gramStart"/>
-      <w:r>
-        <w:t>application</w:t>
-      </w:r>
-      <w:proofErr w:type="gramEnd"/>
-    </w:p>
-    <w:p>
-      <w:pPr>
-        <w:pStyle w:val="ListParagraph"/>
-        <w:numPr>
-          <w:ilvl w:val="0"/>
-          <w:numId w:val="1"/>
-        </w:numPr>
-      </w:pPr>
-      <w:r>
-        <w:t xml:space="preserve">Upgraded Python interpreter version from 3.10.9 to </w:t>
-      </w:r>
-      <w:proofErr w:type="gramStart"/>
-      <w:r>
-        <w:t>3.12.2</w:t>
-      </w:r>
-      <w:proofErr w:type="gramEnd"/>
+        <w:t>Started to explore how to implement MongoDB Atlas into the application</w:t>
+      </w:r>
+    </w:p>
+    <w:p>
+      <w:pPr>
+        <w:pStyle w:val="ListParagraph"/>
+        <w:numPr>
+          <w:ilvl w:val="0"/>
+          <w:numId w:val="1"/>
+        </w:numPr>
+      </w:pPr>
+      <w:r>
+        <w:t>Upgraded Python interpreter version from 3.10.9 to 3.12.2</w:t>
+      </w:r>
     </w:p>
     <w:p>
       <w:pPr>
@@ -879,15 +679,7 @@
         </w:numPr>
       </w:pPr>
       <w:r>
-        <w:t xml:space="preserve">When I switch the Python interpreter, </w:t>
-      </w:r>
-      <w:proofErr w:type="spellStart"/>
-      <w:r>
-        <w:t>VSCode</w:t>
-      </w:r>
-      <w:proofErr w:type="spellEnd"/>
-      <w:r>
-        <w:t xml:space="preserve"> looks at the 3.12 library, which is empty.</w:t>
+        <w:t>When I switch the Python interpreter, VSCode looks at the 3.12 library, which is empty.</w:t>
       </w:r>
     </w:p>
     <w:p>
@@ -911,13 +703,8 @@
         </w:numPr>
       </w:pPr>
       <w:r>
-        <w:t xml:space="preserve">When I uninstall Python 3.10.9, the computer seems to think that there is no longer Python while version 3.12 is literally installed. I couldn’t also use pip to install packages into </w:t>
-      </w:r>
-      <w:proofErr w:type="gramStart"/>
-      <w:r>
-        <w:t>3.12</w:t>
-      </w:r>
-      <w:proofErr w:type="gramEnd"/>
+        <w:t>When I uninstall Python 3.10.9, the computer seems to think that there is no longer Python while version 3.12 is literally installed. I couldn’t also use pip to install packages into 3.12</w:t>
+      </w:r>
     </w:p>
     <w:p>
       <w:pPr>
@@ -1020,7 +807,6 @@
       <w:r>
         <w:t xml:space="preserve"> Thinking of using </w:t>
       </w:r>
-      <w:proofErr w:type="spellStart"/>
       <w:r>
         <w:rPr>
           <w:b/>
@@ -1028,7 +814,6 @@
         </w:rPr>
         <w:t>MongoEngine</w:t>
       </w:r>
-      <w:proofErr w:type="spellEnd"/>
     </w:p>
     <w:p>
       <w:r>
@@ -1044,21 +829,8 @@
         </w:numPr>
       </w:pPr>
       <w:r>
-        <w:t xml:space="preserve">Met with </w:t>
-      </w:r>
-      <w:proofErr w:type="spellStart"/>
-      <w:r>
-        <w:t>pda</w:t>
-      </w:r>
-      <w:proofErr w:type="spellEnd"/>
-      <w:r>
-        <w:t xml:space="preserve"> to fix a few </w:t>
-      </w:r>
-      <w:proofErr w:type="gramStart"/>
-      <w:r>
-        <w:t>bugs</w:t>
-      </w:r>
-      <w:proofErr w:type="gramEnd"/>
+        <w:t>Met with pda to fix a few bugs</w:t>
+      </w:r>
     </w:p>
     <w:p>
       <w:pPr>
@@ -1069,13 +841,8 @@
         </w:numPr>
       </w:pPr>
       <w:r>
-        <w:t xml:space="preserve">A lot of unnecessary files -&gt; Safely removed </w:t>
-      </w:r>
-      <w:proofErr w:type="gramStart"/>
-      <w:r>
-        <w:t>them</w:t>
-      </w:r>
-      <w:proofErr w:type="gramEnd"/>
+        <w:t>A lot of unnecessary files -&gt; Safely removed them</w:t>
+      </w:r>
     </w:p>
     <w:p>
       <w:pPr>
@@ -1086,23 +853,8 @@
         </w:numPr>
       </w:pPr>
       <w:r>
-        <w:t xml:space="preserve">Backend not extracting information from Frontend -&gt; Backend was accessing information in </w:t>
-      </w:r>
-      <w:proofErr w:type="spellStart"/>
-      <w:proofErr w:type="gramStart"/>
-      <w:r>
-        <w:t>request.form</w:t>
-      </w:r>
-      <w:proofErr w:type="spellEnd"/>
-      <w:proofErr w:type="gramEnd"/>
-      <w:r>
-        <w:t xml:space="preserve">, while Frontend was sending package as JSON -&gt; Easy fix by accessing </w:t>
-      </w:r>
-      <w:proofErr w:type="spellStart"/>
-      <w:r>
-        <w:t>request.json</w:t>
-      </w:r>
-      <w:proofErr w:type="spellEnd"/>
+        <w:t>Backend not extracting information from Frontend -&gt; Backend was accessing information in request.form, while Frontend was sending package as JSON -&gt; Easy fix by accessing request.json</w:t>
+      </w:r>
     </w:p>
     <w:p>
       <w:pPr>
@@ -1113,15 +865,7 @@
         </w:numPr>
       </w:pPr>
       <w:r>
-        <w:t xml:space="preserve">Frontend failed to fetch route </w:t>
-      </w:r>
-      <w:proofErr w:type="spellStart"/>
-      <w:r>
-        <w:t>start_startexperiment</w:t>
-      </w:r>
-      <w:proofErr w:type="spellEnd"/>
-      <w:r>
-        <w:t xml:space="preserve"> due to CORS policy -&gt; It was a hard fix because I thought I have already solved it before</w:t>
+        <w:t>Frontend failed to fetch route start_startexperiment due to CORS policy -&gt; It was a hard fix because I thought I have already solved it before</w:t>
       </w:r>
       <w:r>
         <w:t xml:space="preserve">. I learned that </w:t>
@@ -1131,27 +875,10 @@
           <w:b/>
           <w:bCs/>
         </w:rPr>
-        <w:t xml:space="preserve">the CORS policies are separate for Backend routes and </w:t>
-      </w:r>
-      <w:proofErr w:type="spellStart"/>
-      <w:r>
-        <w:rPr>
-          <w:b/>
-          <w:bCs/>
-        </w:rPr>
-        <w:t>websocket</w:t>
-      </w:r>
-      <w:proofErr w:type="spellEnd"/>
-      <w:r>
-        <w:t xml:space="preserve">. I have only configured CORS policy for the </w:t>
-      </w:r>
-      <w:proofErr w:type="spellStart"/>
-      <w:r>
-        <w:t>websocket</w:t>
-      </w:r>
-      <w:proofErr w:type="spellEnd"/>
-      <w:r>
-        <w:t>, and not the Backend routes.</w:t>
+        <w:t>the CORS policies are separate for Backend routes and websocket</w:t>
+      </w:r>
+      <w:r>
+        <w:t>. I have only configured CORS policy for the websocket, and not the Backend routes.</w:t>
       </w:r>
     </w:p>
     <w:p>
@@ -1163,15 +890,7 @@
         </w:numPr>
       </w:pPr>
       <w:r>
-        <w:t xml:space="preserve">Type error in JSON -&gt; Easy fix since the JSON data are all strings while I want integers/floats. I only </w:t>
-      </w:r>
-      <w:proofErr w:type="gramStart"/>
-      <w:r>
-        <w:t>have to</w:t>
-      </w:r>
-      <w:proofErr w:type="gramEnd"/>
-      <w:r>
-        <w:t xml:space="preserve"> convert them in the Backend.</w:t>
+        <w:t>Type error in JSON -&gt; Easy fix since the JSON data are all strings while I want integers/floats. I only have to convert them in the Backend.</w:t>
       </w:r>
     </w:p>
     <w:p>
@@ -1188,13 +907,8 @@
         </w:numPr>
       </w:pPr>
       <w:r>
-        <w:t xml:space="preserve">Defined the Job </w:t>
-      </w:r>
-      <w:proofErr w:type="gramStart"/>
-      <w:r>
-        <w:t>schema</w:t>
-      </w:r>
-      <w:proofErr w:type="gramEnd"/>
+        <w:t>Defined the Job schema</w:t>
+      </w:r>
     </w:p>
     <w:p>
       <w:pPr>
@@ -1207,8 +921,6 @@
       <w:r>
         <w:t xml:space="preserve">Connected to MongoDB using </w:t>
       </w:r>
-      <w:proofErr w:type="spellStart"/>
-      <w:proofErr w:type="gramStart"/>
       <w:r>
         <w:rPr>
           <w:b/>
@@ -1216,25 +928,18 @@
         </w:rPr>
         <w:t>MongoEngine</w:t>
       </w:r>
-      <w:proofErr w:type="spellEnd"/>
-      <w:proofErr w:type="gramEnd"/>
-    </w:p>
-    <w:p>
-      <w:pPr>
-        <w:pStyle w:val="ListParagraph"/>
-        <w:numPr>
-          <w:ilvl w:val="0"/>
-          <w:numId w:val="1"/>
-        </w:numPr>
-      </w:pPr>
-      <w:r>
-        <w:t>Start writing the route “create-</w:t>
-      </w:r>
-      <w:proofErr w:type="gramStart"/>
-      <w:r>
-        <w:t>job”</w:t>
-      </w:r>
-      <w:proofErr w:type="gramEnd"/>
+    </w:p>
+    <w:p>
+      <w:pPr>
+        <w:pStyle w:val="ListParagraph"/>
+        <w:numPr>
+          <w:ilvl w:val="0"/>
+          <w:numId w:val="1"/>
+        </w:numPr>
+      </w:pPr>
+      <w:r>
+        <w:t>Start writing the route “create-job”</w:t>
+      </w:r>
     </w:p>
     <w:p>
       <w:pPr>
@@ -1252,17 +957,8 @@
           <w:b/>
           <w:bCs/>
         </w:rPr>
-        <w:t xml:space="preserve">class </w:t>
-      </w:r>
-      <w:proofErr w:type="gramStart"/>
-      <w:r>
-        <w:rPr>
-          <w:b/>
-          <w:bCs/>
-        </w:rPr>
-        <w:t>methods</w:t>
-      </w:r>
-      <w:proofErr w:type="gramEnd"/>
+        <w:t>class methods</w:t>
+      </w:r>
       <w:r>
         <w:rPr>
           <w:b/>
@@ -1297,72 +993,44 @@
         </w:numPr>
       </w:pPr>
       <w:r>
-        <w:t xml:space="preserve">Met with </w:t>
-      </w:r>
-      <w:proofErr w:type="spellStart"/>
-      <w:r>
-        <w:t>pda</w:t>
-      </w:r>
-      <w:proofErr w:type="spellEnd"/>
-      <w:r>
-        <w:t xml:space="preserve"> to merge RabbitMQ code with DB </w:t>
-      </w:r>
-      <w:proofErr w:type="gramStart"/>
-      <w:r>
-        <w:t>code</w:t>
-      </w:r>
-      <w:proofErr w:type="gramEnd"/>
-    </w:p>
-    <w:p>
-      <w:pPr>
-        <w:pStyle w:val="ListParagraph"/>
-        <w:numPr>
-          <w:ilvl w:val="0"/>
-          <w:numId w:val="1"/>
-        </w:numPr>
-      </w:pPr>
-      <w:r>
-        <w:t xml:space="preserve">Ran some tests to debug and check for </w:t>
-      </w:r>
-      <w:proofErr w:type="gramStart"/>
-      <w:r>
-        <w:t>errors</w:t>
-      </w:r>
-      <w:proofErr w:type="gramEnd"/>
-    </w:p>
-    <w:p>
-      <w:pPr>
-        <w:pStyle w:val="ListParagraph"/>
-        <w:numPr>
-          <w:ilvl w:val="0"/>
-          <w:numId w:val="1"/>
-        </w:numPr>
-      </w:pPr>
-      <w:r>
-        <w:t xml:space="preserve">Discussed the plan moving </w:t>
-      </w:r>
-      <w:proofErr w:type="gramStart"/>
-      <w:r>
-        <w:t>forward</w:t>
-      </w:r>
-      <w:proofErr w:type="gramEnd"/>
-    </w:p>
-    <w:p>
-      <w:pPr>
-        <w:pStyle w:val="ListParagraph"/>
-        <w:numPr>
-          <w:ilvl w:val="0"/>
-          <w:numId w:val="1"/>
-        </w:numPr>
-      </w:pPr>
-      <w:r>
-        <w:t xml:space="preserve">Minor fixes to code to make it </w:t>
-      </w:r>
-      <w:proofErr w:type="gramStart"/>
-      <w:r>
-        <w:t>work</w:t>
-      </w:r>
-      <w:proofErr w:type="gramEnd"/>
+        <w:t>Met with pda to merge RabbitMQ code with DB code</w:t>
+      </w:r>
+    </w:p>
+    <w:p>
+      <w:pPr>
+        <w:pStyle w:val="ListParagraph"/>
+        <w:numPr>
+          <w:ilvl w:val="0"/>
+          <w:numId w:val="1"/>
+        </w:numPr>
+      </w:pPr>
+      <w:r>
+        <w:t>Ran some tests to debug and check for errors</w:t>
+      </w:r>
+    </w:p>
+    <w:p>
+      <w:pPr>
+        <w:pStyle w:val="ListParagraph"/>
+        <w:numPr>
+          <w:ilvl w:val="0"/>
+          <w:numId w:val="1"/>
+        </w:numPr>
+      </w:pPr>
+      <w:r>
+        <w:t>Discussed the plan moving forward</w:t>
+      </w:r>
+    </w:p>
+    <w:p>
+      <w:pPr>
+        <w:pStyle w:val="ListParagraph"/>
+        <w:numPr>
+          <w:ilvl w:val="0"/>
+          <w:numId w:val="1"/>
+        </w:numPr>
+      </w:pPr>
+      <w:r>
+        <w:t>Minor fixes to code to make it work</w:t>
+      </w:r>
     </w:p>
     <w:p>
       <w:r>
@@ -1378,13 +1046,8 @@
         </w:numPr>
       </w:pPr>
       <w:r>
-        <w:t xml:space="preserve">Refactoring code before implementing further </w:t>
-      </w:r>
-      <w:proofErr w:type="gramStart"/>
-      <w:r>
-        <w:t>functionalities</w:t>
-      </w:r>
-      <w:proofErr w:type="gramEnd"/>
+        <w:t>Refactoring code before implementing further functionalities</w:t>
+      </w:r>
     </w:p>
     <w:p>
       <w:pPr>
@@ -1460,53 +1123,31 @@
           <w:b/>
           <w:bCs/>
         </w:rPr>
-        <w:t>than sorting/filtering in the backend/</w:t>
-      </w:r>
-      <w:proofErr w:type="gramStart"/>
-      <w:r>
-        <w:rPr>
-          <w:b/>
-          <w:bCs/>
-        </w:rPr>
-        <w:t>frontend</w:t>
-      </w:r>
-      <w:proofErr w:type="gramEnd"/>
-    </w:p>
-    <w:p>
-      <w:pPr>
-        <w:pStyle w:val="ListParagraph"/>
-        <w:numPr>
-          <w:ilvl w:val="0"/>
-          <w:numId w:val="1"/>
-        </w:numPr>
-      </w:pPr>
-      <w:r>
-        <w:t xml:space="preserve">At the moment, the cap of 50 is enforced on the app. User can’t specify the specific number of entries to </w:t>
-      </w:r>
-      <w:proofErr w:type="gramStart"/>
-      <w:r>
-        <w:t>show</w:t>
-      </w:r>
-      <w:proofErr w:type="gramEnd"/>
-    </w:p>
-    <w:p>
-      <w:pPr>
-        <w:pStyle w:val="ListParagraph"/>
-        <w:numPr>
-          <w:ilvl w:val="0"/>
-          <w:numId w:val="1"/>
-        </w:numPr>
-      </w:pPr>
-      <w:r>
-        <w:t xml:space="preserve">Met with an error from Python – </w:t>
-      </w:r>
-      <w:proofErr w:type="spellStart"/>
-      <w:r>
-        <w:t>RuntimeException</w:t>
-      </w:r>
-      <w:proofErr w:type="spellEnd"/>
-      <w:r>
-        <w:t xml:space="preserve">: </w:t>
+        <w:t>than sorting/filtering in the backend/frontend</w:t>
+      </w:r>
+    </w:p>
+    <w:p>
+      <w:pPr>
+        <w:pStyle w:val="ListParagraph"/>
+        <w:numPr>
+          <w:ilvl w:val="0"/>
+          <w:numId w:val="1"/>
+        </w:numPr>
+      </w:pPr>
+      <w:r>
+        <w:t>At the moment, the cap of 50 is enforced on the app. User can’t specify the specific number of entries to show</w:t>
+      </w:r>
+    </w:p>
+    <w:p>
+      <w:pPr>
+        <w:pStyle w:val="ListParagraph"/>
+        <w:numPr>
+          <w:ilvl w:val="0"/>
+          <w:numId w:val="1"/>
+        </w:numPr>
+      </w:pPr>
+      <w:r>
+        <w:t xml:space="preserve">Met with an error from Python – RuntimeException: </w:t>
       </w:r>
       <w:r>
         <w:t>can't create new thread at interpreter shutdown</w:t>
@@ -1521,13 +1162,8 @@
         <w:t xml:space="preserve"> This is because Python 3.12 </w:t>
       </w:r>
       <w:r>
-        <w:t xml:space="preserve">introduced a change that prevents creating new threads after the main thread has </w:t>
-      </w:r>
-      <w:proofErr w:type="spellStart"/>
-      <w:r>
-        <w:t>exited</w:t>
-      </w:r>
-      <w:proofErr w:type="spellEnd"/>
+        <w:t>introduced a change that prevents creating new threads after the main thread has exited</w:t>
+      </w:r>
       <w:r>
         <w:t>.</w:t>
       </w:r>
@@ -1558,15 +1194,7 @@
         </w:numPr>
       </w:pPr>
       <w:r>
-        <w:t>Rendering “</w:t>
-      </w:r>
-      <w:proofErr w:type="spellStart"/>
-      <w:r>
-        <w:t>get_jobs</w:t>
-      </w:r>
-      <w:proofErr w:type="spellEnd"/>
-      <w:r>
-        <w:t xml:space="preserve">” in the Frontend as a table </w:t>
+        <w:t xml:space="preserve">Rendering “get_jobs” in the Frontend as a table </w:t>
       </w:r>
       <w:r>
         <w:sym w:font="Wingdings" w:char="F0E0"/>
@@ -1604,15 +1232,7 @@
         </w:numPr>
       </w:pPr>
       <w:r>
-        <w:t xml:space="preserve">Meeting an error of </w:t>
-      </w:r>
-      <w:proofErr w:type="spellStart"/>
-      <w:r>
-        <w:t>useState</w:t>
-      </w:r>
-      <w:proofErr w:type="spellEnd"/>
-      <w:r>
-        <w:t xml:space="preserve"> not updating. Specifically, it doesn’t seem like the object is updated fast enough to be rendered. This is likely due to the asynchronous nature of React, where the code keeps running without waiting for a line to finish.</w:t>
+        <w:t>Meeting an error of useState not updating. Specifically, it doesn’t seem like the object is updated fast enough to be rendered. This is likely due to the asynchronous nature of React, where the code keeps running without waiting for a line to finish.</w:t>
       </w:r>
       <w:r>
         <w:t xml:space="preserve"> </w:t>
@@ -1624,33 +1244,20 @@
         <w:t xml:space="preserve"> Turns out to be a </w:t>
       </w:r>
       <w:r>
-        <w:t xml:space="preserve">problem with installing </w:t>
-      </w:r>
-      <w:proofErr w:type="spellStart"/>
-      <w:r>
-        <w:t>npm</w:t>
-      </w:r>
-      <w:proofErr w:type="spellEnd"/>
-      <w:r>
-        <w:t xml:space="preserve"> packages in the wrong place. I simply had to delete the incorrect installation and install into the right place.</w:t>
-      </w:r>
-    </w:p>
-    <w:p>
-      <w:pPr>
-        <w:pStyle w:val="ListParagraph"/>
-        <w:numPr>
-          <w:ilvl w:val="0"/>
-          <w:numId w:val="1"/>
-        </w:numPr>
-      </w:pPr>
-      <w:r>
-        <w:t xml:space="preserve">Finished a minimal table that’s </w:t>
-      </w:r>
-      <w:proofErr w:type="gramStart"/>
-      <w:r>
-        <w:t>functional</w:t>
-      </w:r>
-      <w:proofErr w:type="gramEnd"/>
+        <w:t>problem with installing npm packages in the wrong place. I simply had to delete the incorrect installation and install into the right place.</w:t>
+      </w:r>
+    </w:p>
+    <w:p>
+      <w:pPr>
+        <w:pStyle w:val="ListParagraph"/>
+        <w:numPr>
+          <w:ilvl w:val="0"/>
+          <w:numId w:val="1"/>
+        </w:numPr>
+      </w:pPr>
+      <w:r>
+        <w:t>Finished a minimal table that’s functional</w:t>
+      </w:r>
     </w:p>
     <w:p>
       <w:r>
@@ -1666,13 +1273,8 @@
         </w:numPr>
       </w:pPr>
       <w:r>
-        <w:t xml:space="preserve">Implemented feature: When a job is done training, the table will be automatically </w:t>
-      </w:r>
-      <w:proofErr w:type="gramStart"/>
-      <w:r>
-        <w:t>updated</w:t>
-      </w:r>
-      <w:proofErr w:type="gramEnd"/>
+        <w:t>Implemented feature: When a job is done training, the table will be automatically updated</w:t>
+      </w:r>
     </w:p>
     <w:p>
       <w:pPr>
@@ -1692,13 +1294,80 @@
         <w:sym w:font="Wingdings" w:char="F0E0"/>
       </w:r>
       <w:r>
-        <w:t xml:space="preserve"> Learning to style with CSS and reading the MDN documentation, which is </w:t>
-      </w:r>
-      <w:proofErr w:type="gramStart"/>
-      <w:r>
-        <w:t>really helpful</w:t>
-      </w:r>
-      <w:proofErr w:type="gramEnd"/>
+        <w:t xml:space="preserve"> Learning to style with CSS and reading the MDN documentation, which is really helpful.</w:t>
+      </w:r>
+    </w:p>
+    <w:p>
+      <w:pPr>
+        <w:pStyle w:val="ListParagraph"/>
+        <w:numPr>
+          <w:ilvl w:val="0"/>
+          <w:numId w:val="1"/>
+        </w:numPr>
+      </w:pPr>
+      <w:r>
+        <w:t>There was a lot of asking chatGPT/Perplexity to point me to the right resources, so I’m not sure if I’m learning anything significant.</w:t>
+      </w:r>
+    </w:p>
+    <w:p>
+      <w:r>
+        <w:t>3/5/2024</w:t>
+      </w:r>
+    </w:p>
+    <w:p>
+      <w:pPr>
+        <w:pStyle w:val="ListParagraph"/>
+        <w:numPr>
+          <w:ilvl w:val="0"/>
+          <w:numId w:val="1"/>
+        </w:numPr>
+      </w:pPr>
+      <w:r>
+        <w:t>Refactored Frontend code to be more component-oriented.</w:t>
+      </w:r>
+    </w:p>
+    <w:p>
+      <w:pPr>
+        <w:pStyle w:val="ListParagraph"/>
+        <w:numPr>
+          <w:ilvl w:val="0"/>
+          <w:numId w:val="1"/>
+        </w:numPr>
+      </w:pPr>
+      <w:r>
+        <w:t>Started looking into rendering an actual progress bar</w:t>
+      </w:r>
+    </w:p>
+    <w:p>
+      <w:pPr>
+        <w:pStyle w:val="ListParagraph"/>
+        <w:numPr>
+          <w:ilvl w:val="1"/>
+          <w:numId w:val="1"/>
+        </w:numPr>
+      </w:pPr>
+      <w:r>
+        <w:t>Learning conditional rendering/dynamic rendering because we wouldn’t want the progress bar to be re-rendered every time a benchmark is achieved.</w:t>
+      </w:r>
+    </w:p>
+    <w:p>
+      <w:pPr>
+        <w:pStyle w:val="ListParagraph"/>
+        <w:numPr>
+          <w:ilvl w:val="1"/>
+          <w:numId w:val="1"/>
+        </w:numPr>
+      </w:pPr>
+      <w:r>
+        <w:t xml:space="preserve">Learned that with useState, even if the component doesn’t change at all, will </w:t>
+      </w:r>
+      <w:r>
+        <w:rPr>
+          <w:b/>
+          <w:bCs/>
+        </w:rPr>
+        <w:t>trigger a re-render</w:t>
+      </w:r>
       <w:r>
         <w:t>.</w:t>
       </w:r>
@@ -1707,43 +1376,20 @@
       <w:pPr>
         <w:pStyle w:val="ListParagraph"/>
         <w:numPr>
-          <w:ilvl w:val="0"/>
-          <w:numId w:val="1"/>
-        </w:numPr>
-      </w:pPr>
-      <w:r>
-        <w:t xml:space="preserve">There was a lot of asking </w:t>
-      </w:r>
-      <w:proofErr w:type="spellStart"/>
-      <w:r>
-        <w:t>chatGPT</w:t>
-      </w:r>
-      <w:proofErr w:type="spellEnd"/>
-      <w:r>
-        <w:t>/Perplexity to point me to the right resources, so I’m not sure if I’m learning anything significant.</w:t>
-      </w:r>
-    </w:p>
-    <w:p>
-      <w:r>
-        <w:t>3/5/2024</w:t>
-      </w:r>
-    </w:p>
-    <w:p>
-      <w:pPr>
-        <w:pStyle w:val="ListParagraph"/>
-        <w:numPr>
-          <w:ilvl w:val="0"/>
-          <w:numId w:val="1"/>
-        </w:numPr>
-      </w:pPr>
-      <w:r>
-        <w:t xml:space="preserve">Refactored Frontend code to be more </w:t>
-      </w:r>
-      <w:proofErr w:type="gramStart"/>
-      <w:r>
-        <w:t>component-oriented</w:t>
-      </w:r>
-      <w:proofErr w:type="gramEnd"/>
+          <w:ilvl w:val="1"/>
+          <w:numId w:val="1"/>
+        </w:numPr>
+      </w:pPr>
+      <w:r>
+        <w:t xml:space="preserve">Added another piece of information to emit in </w:t>
+      </w:r>
+      <w:r>
+        <w:rPr>
+          <w:b/>
+          <w:bCs/>
+        </w:rPr>
+        <w:t>mnist_model.py</w:t>
+      </w:r>
       <w:r>
         <w:t>.</w:t>
       </w:r>
@@ -1757,13 +1403,103 @@
         </w:numPr>
       </w:pPr>
       <w:r>
-        <w:t xml:space="preserve">Started looking into rendering an actual progress </w:t>
-      </w:r>
-      <w:proofErr w:type="gramStart"/>
-      <w:r>
-        <w:t>bar</w:t>
-      </w:r>
-      <w:proofErr w:type="gramEnd"/>
+        <w:t xml:space="preserve">Noticed a problem: The DataGrid is highlighting top 3 rows on each page, while we only want to highlight top 3 rows of the first page </w:t>
+      </w:r>
+      <w:r>
+        <w:sym w:font="Wingdings" w:char="F0E0"/>
+      </w:r>
+      <w:r>
+        <w:t xml:space="preserve"> Will fix later</w:t>
+      </w:r>
+    </w:p>
+    <w:p>
+      <w:r>
+        <w:t>3/6/2024</w:t>
+      </w:r>
+    </w:p>
+    <w:p>
+      <w:pPr>
+        <w:pStyle w:val="ListParagraph"/>
+        <w:numPr>
+          <w:ilvl w:val="0"/>
+          <w:numId w:val="1"/>
+        </w:numPr>
+      </w:pPr>
+      <w:r>
+        <w:t xml:space="preserve">Noticed a problem: Users can click outside of the form to trigger the input fields </w:t>
+      </w:r>
+      <w:r>
+        <w:sym w:font="Wingdings" w:char="F0E0"/>
+      </w:r>
+      <w:r>
+        <w:t xml:space="preserve"> Don’t know how to solve this yet</w:t>
+      </w:r>
+    </w:p>
+    <w:p>
+      <w:pPr>
+        <w:pStyle w:val="ListParagraph"/>
+        <w:numPr>
+          <w:ilvl w:val="0"/>
+          <w:numId w:val="1"/>
+        </w:numPr>
+      </w:pPr>
+      <w:r>
+        <w:t xml:space="preserve">Started working on the message board </w:t>
+      </w:r>
+      <w:r>
+        <w:sym w:font="Wingdings" w:char="F0E0"/>
+      </w:r>
+      <w:r>
+        <w:t xml:space="preserve"> There will be 2 components: MessageBoard.js and Message.js</w:t>
+      </w:r>
+    </w:p>
+    <w:p>
+      <w:pPr>
+        <w:pStyle w:val="ListParagraph"/>
+        <w:numPr>
+          <w:ilvl w:val="0"/>
+          <w:numId w:val="1"/>
+        </w:numPr>
+      </w:pPr>
+      <w:r>
+        <w:lastRenderedPageBreak/>
+        <w:t xml:space="preserve">Currently debugging why messages get overwritten. Specifically, when I call setMessages() twice in a function, the first message doesn’t have enough time to be set. Instead, it gets overwritten by the second message </w:t>
+      </w:r>
+      <w:r>
+        <w:sym w:font="Wingdings" w:char="F0E0"/>
+      </w:r>
+      <w:r>
+        <w:t xml:space="preserve"> The solution is to use </w:t>
+      </w:r>
+      <w:r>
+        <w:rPr>
+          <w:b/>
+          <w:bCs/>
+        </w:rPr>
+        <w:t>the setState’s function’s callback</w:t>
+      </w:r>
+      <w:r>
+        <w:t xml:space="preserve">. </w:t>
+      </w:r>
+      <w:r>
+        <w:rPr>
+          <w:b/>
+          <w:bCs/>
+        </w:rPr>
+        <w:t>Using the setState function’s callback ensures that we work with the most up-to-date state</w:t>
+      </w:r>
+    </w:p>
+    <w:p>
+      <w:pPr>
+        <w:pStyle w:val="ListParagraph"/>
+        <w:numPr>
+          <w:ilvl w:val="0"/>
+          <w:numId w:val="1"/>
+        </w:numPr>
+      </w:pPr>
+      <w:r>
+        <w:t>Some messages we might want to show the user:</w:t>
+      </w:r>
     </w:p>
     <w:p>
       <w:pPr>
@@ -1774,7 +1510,7 @@
         </w:numPr>
       </w:pPr>
       <w:r>
-        <w:t>Learning conditional rendering/dynamic rendering because we wouldn’t want the progress bar to be re-rendered every time a benchmark is achieved.</w:t>
+        <w:t>Submission confirmation</w:t>
       </w:r>
     </w:p>
     <w:p>
@@ -1786,22 +1522,47 @@
         </w:numPr>
       </w:pPr>
       <w:r>
-        <w:t xml:space="preserve">Learned that with </w:t>
-      </w:r>
-      <w:proofErr w:type="spellStart"/>
-      <w:r>
-        <w:t>useState</w:t>
-      </w:r>
-      <w:proofErr w:type="spellEnd"/>
-      <w:r>
-        <w:t xml:space="preserve">, even if the component doesn’t change at all, will </w:t>
-      </w:r>
-      <w:r>
-        <w:rPr>
-          <w:b/>
-          <w:bCs/>
-        </w:rPr>
-        <w:t>trigger a re-render</w:t>
+        <w:t xml:space="preserve">Job already exist </w:t>
+      </w:r>
+      <w:r>
+        <w:sym w:font="Wingdings" w:char="F0E0"/>
+      </w:r>
+      <w:r>
+        <w:t xml:space="preserve"> return calculated accuracy/Job in queue waiting for process</w:t>
+      </w:r>
+    </w:p>
+    <w:p>
+      <w:pPr>
+        <w:pStyle w:val="ListParagraph"/>
+        <w:numPr>
+          <w:ilvl w:val="1"/>
+          <w:numId w:val="1"/>
+        </w:numPr>
+      </w:pPr>
+      <w:r>
+        <w:t xml:space="preserve">When a job finishes, should tell the user run time + accuracy. It will look like this: “job epochs, learning_rate, batch_size done with accuracy + run_time </w:t>
+      </w:r>
+      <w:r>
+        <w:sym w:font="Wingdings" w:char="F0E0"/>
+      </w:r>
+      <w:r>
+        <w:t xml:space="preserve"> This will be done via websocket, as the backend will have to signal that a job is done for the frontend to find that job in the database</w:t>
+      </w:r>
+      <w:r>
+        <w:t xml:space="preserve"> </w:t>
+      </w:r>
+      <w:r>
+        <w:sym w:font="Wingdings" w:char="F0E0"/>
+      </w:r>
+      <w:r>
+        <w:t xml:space="preserve"> </w:t>
+      </w:r>
+      <w:r>
+        <w:rPr>
+          <w:b/>
+          <w:bCs/>
+        </w:rPr>
+        <w:t>Need another endpoint reserved for looking up finished job and report the accuracy</w:t>
       </w:r>
       <w:r>
         <w:t>.</w:t>
@@ -1811,19 +1572,182 @@
       <w:pPr>
         <w:pStyle w:val="ListParagraph"/>
         <w:numPr>
-          <w:ilvl w:val="1"/>
-          <w:numId w:val="1"/>
-        </w:numPr>
-      </w:pPr>
-      <w:r>
-        <w:t xml:space="preserve">Added another piece of information to emit in </w:t>
-      </w:r>
-      <w:r>
-        <w:rPr>
-          <w:b/>
-          <w:bCs/>
-        </w:rPr>
-        <w:t>mnist_model.py</w:t>
+          <w:ilvl w:val="0"/>
+          <w:numId w:val="1"/>
+        </w:numPr>
+      </w:pPr>
+      <w:r>
+        <w:t>Talked to anh Sơn. Anh Sơn khuyên đừng dùng Material UI</w:t>
+      </w:r>
+      <w:r>
+        <w:t> tại khi cần sẽ rất khó customize. Khuyên là nên code chay hoặc dùng bootstrap, shadcn UI</w:t>
+      </w:r>
+    </w:p>
+    <w:p>
+      <w:pPr>
+        <w:pStyle w:val="ListParagraph"/>
+        <w:numPr>
+          <w:ilvl w:val="0"/>
+          <w:numId w:val="1"/>
+        </w:numPr>
+      </w:pPr>
+      <w:r>
+        <w:t>Plan for tomorrow: Design the flex box layout first, then build the components</w:t>
+      </w:r>
+    </w:p>
+    <w:p>
+      <w:r>
+        <w:t>3/7/2024</w:t>
+      </w:r>
+    </w:p>
+    <w:p>
+      <w:pPr>
+        <w:pStyle w:val="ListParagraph"/>
+        <w:numPr>
+          <w:ilvl w:val="0"/>
+          <w:numId w:val="1"/>
+        </w:numPr>
+      </w:pPr>
+      <w:r>
+        <w:t>Designed flexbox layout</w:t>
+      </w:r>
+    </w:p>
+    <w:p>
+      <w:pPr>
+        <w:pStyle w:val="ListParagraph"/>
+        <w:numPr>
+          <w:ilvl w:val="0"/>
+          <w:numId w:val="1"/>
+        </w:numPr>
+      </w:pPr>
+      <w:r>
+        <w:t>Playing with css code to layout the flexboxes</w:t>
+      </w:r>
+      <w:r>
+        <w:t xml:space="preserve"> </w:t>
+      </w:r>
+      <w:r>
+        <w:sym w:font="Wingdings" w:char="F0E0"/>
+      </w:r>
+      <w:r>
+        <w:t> Learning flexbox is actually fun!</w:t>
+      </w:r>
+    </w:p>
+    <w:p>
+      <w:pPr>
+        <w:pStyle w:val="ListParagraph"/>
+        <w:numPr>
+          <w:ilvl w:val="0"/>
+          <w:numId w:val="1"/>
+        </w:numPr>
+      </w:pPr>
+      <w:r>
+        <w:t>Finished sketching out the borders</w:t>
+      </w:r>
+    </w:p>
+    <w:p>
+      <w:pPr>
+        <w:pStyle w:val="ListParagraph"/>
+        <w:numPr>
+          <w:ilvl w:val="0"/>
+          <w:numId w:val="1"/>
+        </w:numPr>
+      </w:pPr>
+      <w:r>
+        <w:t>Started implementing the component</w:t>
+      </w:r>
+      <w:r>
+        <w:t>s</w:t>
+      </w:r>
+    </w:p>
+    <w:p>
+      <w:r>
+        <w:t>3/11/2024</w:t>
+      </w:r>
+    </w:p>
+    <w:p>
+      <w:pPr>
+        <w:pStyle w:val="ListParagraph"/>
+        <w:numPr>
+          <w:ilvl w:val="0"/>
+          <w:numId w:val="1"/>
+        </w:numPr>
+      </w:pPr>
+      <w:r>
+        <w:t xml:space="preserve">Learned that it is </w:t>
+      </w:r>
+      <w:r>
+        <w:rPr>
+          <w:b/>
+          <w:bCs/>
+        </w:rPr>
+        <w:t>not recommended to use class and className at the same time</w:t>
+      </w:r>
+      <w:r>
+        <w:t>, as the behavior would be unpredictable</w:t>
+      </w:r>
+    </w:p>
+    <w:p>
+      <w:pPr>
+        <w:pStyle w:val="ListParagraph"/>
+        <w:numPr>
+          <w:ilvl w:val="0"/>
+          <w:numId w:val="1"/>
+        </w:numPr>
+      </w:pPr>
+      <w:r>
+        <w:t>Finished Form component and Progress Bar components</w:t>
+      </w:r>
+    </w:p>
+    <w:p>
+      <w:pPr>
+        <w:pStyle w:val="ListParagraph"/>
+        <w:numPr>
+          <w:ilvl w:val="0"/>
+          <w:numId w:val="1"/>
+        </w:numPr>
+      </w:pPr>
+      <w:r>
+        <w:t>Currently working on the DataTable, switched to only displaying the top 10. The code for coloring is currently not optimal (styling is being applied to separate cells, while it could/should be applied to a whole row)</w:t>
+      </w:r>
+    </w:p>
+    <w:p>
+      <w:pPr>
+        <w:pStyle w:val="ListParagraph"/>
+        <w:numPr>
+          <w:ilvl w:val="0"/>
+          <w:numId w:val="1"/>
+        </w:numPr>
+      </w:pPr>
+      <w:r>
+        <w:t xml:space="preserve">class là invalid syntax, className mới đúng </w:t>
+      </w:r>
+      <w:r>
+        <w:sym w:font="Wingdings" w:char="F0E0"/>
+      </w:r>
+      <w:r>
+        <w:t xml:space="preserve"> Chỉ dùng className moving forward.</w:t>
+      </w:r>
+    </w:p>
+    <w:p>
+      <w:pPr>
+        <w:pStyle w:val="ListParagraph"/>
+        <w:numPr>
+          <w:ilvl w:val="0"/>
+          <w:numId w:val="1"/>
+        </w:numPr>
+      </w:pPr>
+      <w:r>
+        <w:t xml:space="preserve">Limit the size of “messages” </w:t>
+      </w:r>
+      <w:r>
+        <w:t xml:space="preserve">state </w:t>
+      </w:r>
+      <w:r>
+        <w:t>to 10</w:t>
+      </w:r>
+      <w:r>
+        <w:t xml:space="preserve"> elements</w:t>
       </w:r>
       <w:r>
         <w:t>.</w:t>
@@ -1838,888 +1762,122 @@
         </w:numPr>
       </w:pPr>
       <w:r>
-        <w:t xml:space="preserve">Noticed a problem: The DataGrid is highlighting top 3 rows on each page, while we only want to highlight top 3 rows of the first page </w:t>
+        <w:t>Currently working on the MessageBoard</w:t>
+      </w:r>
+    </w:p>
+    <w:p>
+      <w:pPr>
+        <w:pStyle w:val="ListParagraph"/>
+        <w:numPr>
+          <w:ilvl w:val="0"/>
+          <w:numId w:val="1"/>
+        </w:numPr>
+      </w:pPr>
+      <w:r>
+        <w:t>Added a timestamp to each message.</w:t>
+      </w:r>
+    </w:p>
+    <w:p>
+      <w:pPr>
+        <w:pStyle w:val="ListParagraph"/>
+        <w:numPr>
+          <w:ilvl w:val="0"/>
+          <w:numId w:val="1"/>
+        </w:numPr>
+      </w:pPr>
+      <w:r>
+        <w:t>Building a mini-component: A timer to show elapsed runtime</w:t>
+      </w:r>
+    </w:p>
+    <w:p>
+      <w:pPr>
+        <w:pStyle w:val="ListParagraph"/>
+        <w:numPr>
+          <w:ilvl w:val="0"/>
+          <w:numId w:val="1"/>
+        </w:numPr>
+      </w:pPr>
+      <w:r>
+        <w:t>Building a mini-component: A spinning gear (icon)</w:t>
+      </w:r>
+    </w:p>
+    <w:p>
+      <w:r>
+        <w:t>3/12/2024</w:t>
+      </w:r>
+    </w:p>
+    <w:p>
+      <w:pPr>
+        <w:pStyle w:val="ListParagraph"/>
+        <w:numPr>
+          <w:ilvl w:val="0"/>
+          <w:numId w:val="1"/>
+        </w:numPr>
+      </w:pPr>
+      <w:r>
+        <w:t>Applying styling to “empty” renders.</w:t>
+      </w:r>
+    </w:p>
+    <w:p>
+      <w:pPr>
+        <w:pStyle w:val="ListParagraph"/>
+        <w:numPr>
+          <w:ilvl w:val="0"/>
+          <w:numId w:val="1"/>
+        </w:numPr>
+      </w:pPr>
+      <w:r>
+        <w:t>Tweaking message contents for more meaningful information.</w:t>
+      </w:r>
+    </w:p>
+    <w:p>
+      <w:pPr>
+        <w:pStyle w:val="ListParagraph"/>
+        <w:numPr>
+          <w:ilvl w:val="0"/>
+          <w:numId w:val="1"/>
+        </w:numPr>
+      </w:pPr>
+      <w:r>
+        <w:rPr>
+          <w:b/>
+          <w:bCs/>
+        </w:rPr>
+        <w:t>Building an additional functionality</w:t>
+      </w:r>
+      <w:r>
+        <w:t>: When a job is done</w:t>
+      </w:r>
+      <w:r>
+        <w:t>, socketIO should emit a signal to let the Frontend knows this job is done. Frontend should then find that job to report accuracy and update the table.</w:t>
+      </w:r>
+    </w:p>
+    <w:p>
+      <w:pPr>
+        <w:pStyle w:val="ListParagraph"/>
+        <w:numPr>
+          <w:ilvl w:val="0"/>
+          <w:numId w:val="1"/>
+        </w:numPr>
+      </w:pPr>
+      <w:r>
+        <w:t xml:space="preserve">Noticed a discrepancy between train time and time recorded in the table </w:t>
       </w:r>
       <w:r>
         <w:sym w:font="Wingdings" w:char="F0E0"/>
       </w:r>
       <w:r>
-        <w:t xml:space="preserve"> Will fix </w:t>
-      </w:r>
-      <w:proofErr w:type="gramStart"/>
-      <w:r>
-        <w:t>later</w:t>
-      </w:r>
-      <w:proofErr w:type="gramEnd"/>
-    </w:p>
-    <w:p>
-      <w:r>
-        <w:t>3/6/2024</w:t>
-      </w:r>
-    </w:p>
-    <w:p>
-      <w:pPr>
-        <w:pStyle w:val="ListParagraph"/>
-        <w:numPr>
-          <w:ilvl w:val="0"/>
-          <w:numId w:val="1"/>
-        </w:numPr>
-      </w:pPr>
-      <w:r>
-        <w:t xml:space="preserve">Noticed a problem: Users can click outside of the form to trigger the input fields </w:t>
+        <w:t xml:space="preserve"> Time recorded in the table is train time + evaluate time</w:t>
+      </w:r>
+      <w:r>
+        <w:t xml:space="preserve"> </w:t>
       </w:r>
       <w:r>
         <w:sym w:font="Wingdings" w:char="F0E0"/>
       </w:r>
       <w:r>
-        <w:t xml:space="preserve"> Don’t know how to solve this </w:t>
-      </w:r>
-      <w:proofErr w:type="gramStart"/>
-      <w:r>
-        <w:t>yet</w:t>
-      </w:r>
-      <w:proofErr w:type="gramEnd"/>
-    </w:p>
-    <w:p>
-      <w:pPr>
-        <w:pStyle w:val="ListParagraph"/>
-        <w:numPr>
-          <w:ilvl w:val="0"/>
-          <w:numId w:val="1"/>
-        </w:numPr>
-      </w:pPr>
-      <w:r>
-        <w:t xml:space="preserve">Started working on the message board </w:t>
-      </w:r>
-      <w:r>
-        <w:sym w:font="Wingdings" w:char="F0E0"/>
-      </w:r>
-      <w:r>
-        <w:t xml:space="preserve"> There will be 2 components: MessageBoard.js and Message.js</w:t>
-      </w:r>
-    </w:p>
-    <w:p>
-      <w:pPr>
-        <w:pStyle w:val="ListParagraph"/>
-        <w:numPr>
-          <w:ilvl w:val="0"/>
-          <w:numId w:val="1"/>
-        </w:numPr>
-      </w:pPr>
-      <w:r>
-        <w:lastRenderedPageBreak/>
-        <w:t xml:space="preserve">Currently debugging why messages get overwritten. Specifically, when I call </w:t>
-      </w:r>
-      <w:proofErr w:type="spellStart"/>
-      <w:proofErr w:type="gramStart"/>
-      <w:r>
-        <w:t>setMessages</w:t>
-      </w:r>
-      <w:proofErr w:type="spellEnd"/>
-      <w:r>
-        <w:t>(</w:t>
-      </w:r>
-      <w:proofErr w:type="gramEnd"/>
-      <w:r>
-        <w:t xml:space="preserve">) twice in a function, the first message doesn’t have enough time to be set. Instead, it gets overwritten by the second message </w:t>
-      </w:r>
-      <w:r>
-        <w:sym w:font="Wingdings" w:char="F0E0"/>
-      </w:r>
-      <w:r>
-        <w:t xml:space="preserve"> The solution is to use </w:t>
-      </w:r>
-      <w:r>
-        <w:rPr>
-          <w:b/>
-          <w:bCs/>
-        </w:rPr>
-        <w:t xml:space="preserve">the </w:t>
-      </w:r>
-      <w:proofErr w:type="spellStart"/>
-      <w:r>
-        <w:rPr>
-          <w:b/>
-          <w:bCs/>
-        </w:rPr>
-        <w:t>setState’s</w:t>
-      </w:r>
-      <w:proofErr w:type="spellEnd"/>
-      <w:r>
-        <w:rPr>
-          <w:b/>
-          <w:bCs/>
-        </w:rPr>
-        <w:t xml:space="preserve"> function’s callback</w:t>
-      </w:r>
-      <w:r>
-        <w:t xml:space="preserve">. </w:t>
-      </w:r>
-      <w:r>
-        <w:rPr>
-          <w:b/>
-          <w:bCs/>
-        </w:rPr>
-        <w:t xml:space="preserve">Using the </w:t>
-      </w:r>
-      <w:proofErr w:type="spellStart"/>
-      <w:r>
-        <w:rPr>
-          <w:b/>
-          <w:bCs/>
-        </w:rPr>
-        <w:t>setState</w:t>
-      </w:r>
-      <w:proofErr w:type="spellEnd"/>
-      <w:r>
-        <w:rPr>
-          <w:b/>
-          <w:bCs/>
-        </w:rPr>
-        <w:t xml:space="preserve"> function’s callback ensures that we work with the most </w:t>
-      </w:r>
-      <w:proofErr w:type="gramStart"/>
-      <w:r>
-        <w:rPr>
-          <w:b/>
-          <w:bCs/>
-        </w:rPr>
-        <w:t>up-to-date</w:t>
-      </w:r>
-      <w:proofErr w:type="gramEnd"/>
-      <w:r>
-        <w:rPr>
-          <w:b/>
-          <w:bCs/>
-        </w:rPr>
-        <w:t xml:space="preserve"> state</w:t>
-      </w:r>
-    </w:p>
-    <w:p>
-      <w:pPr>
-        <w:pStyle w:val="ListParagraph"/>
-        <w:numPr>
-          <w:ilvl w:val="0"/>
-          <w:numId w:val="1"/>
-        </w:numPr>
-      </w:pPr>
-      <w:r>
-        <w:t>Some messages we might want to show the user:</w:t>
-      </w:r>
-    </w:p>
-    <w:p>
-      <w:pPr>
-        <w:pStyle w:val="ListParagraph"/>
-        <w:numPr>
-          <w:ilvl w:val="1"/>
-          <w:numId w:val="1"/>
-        </w:numPr>
-      </w:pPr>
-      <w:r>
-        <w:t>Submission confirmation</w:t>
-      </w:r>
-    </w:p>
-    <w:p>
-      <w:pPr>
-        <w:pStyle w:val="ListParagraph"/>
-        <w:numPr>
-          <w:ilvl w:val="1"/>
-          <w:numId w:val="1"/>
-        </w:numPr>
-      </w:pPr>
-      <w:r>
-        <w:t xml:space="preserve">Job already </w:t>
-      </w:r>
-      <w:proofErr w:type="gramStart"/>
-      <w:r>
-        <w:t>exist</w:t>
-      </w:r>
-      <w:proofErr w:type="gramEnd"/>
-      <w:r>
-        <w:t xml:space="preserve"> </w:t>
-      </w:r>
-      <w:r>
-        <w:sym w:font="Wingdings" w:char="F0E0"/>
-      </w:r>
-      <w:r>
-        <w:t xml:space="preserve"> return calculated accuracy/Job in queue waiting for process</w:t>
-      </w:r>
-    </w:p>
-    <w:p>
-      <w:pPr>
-        <w:pStyle w:val="ListParagraph"/>
-        <w:numPr>
-          <w:ilvl w:val="1"/>
-          <w:numId w:val="1"/>
-        </w:numPr>
-      </w:pPr>
-      <w:r>
-        <w:t xml:space="preserve">When a job finishes, should tell the user run time + accuracy. It will look like this: “job epochs, </w:t>
-      </w:r>
-      <w:proofErr w:type="spellStart"/>
-      <w:r>
-        <w:t>learning_rate</w:t>
-      </w:r>
-      <w:proofErr w:type="spellEnd"/>
-      <w:r>
-        <w:t xml:space="preserve">, </w:t>
-      </w:r>
-      <w:proofErr w:type="spellStart"/>
-      <w:r>
-        <w:t>batch_size</w:t>
-      </w:r>
-      <w:proofErr w:type="spellEnd"/>
-      <w:r>
-        <w:t xml:space="preserve"> done with accuracy + </w:t>
-      </w:r>
-      <w:proofErr w:type="spellStart"/>
-      <w:r>
-        <w:t>run_time</w:t>
-      </w:r>
-      <w:proofErr w:type="spellEnd"/>
-      <w:r>
-        <w:t xml:space="preserve"> </w:t>
-      </w:r>
-      <w:r>
-        <w:sym w:font="Wingdings" w:char="F0E0"/>
-      </w:r>
-      <w:r>
-        <w:t xml:space="preserve"> This will be done via </w:t>
-      </w:r>
-      <w:proofErr w:type="spellStart"/>
-      <w:r>
-        <w:t>websocket</w:t>
-      </w:r>
-      <w:proofErr w:type="spellEnd"/>
-      <w:r>
-        <w:t>, as the backend will have to signal that a job is done for the frontend to find that job in the database</w:t>
-      </w:r>
-      <w:r>
-        <w:t xml:space="preserve"> </w:t>
-      </w:r>
-      <w:r>
-        <w:sym w:font="Wingdings" w:char="F0E0"/>
-      </w:r>
-      <w:r>
-        <w:t xml:space="preserve"> </w:t>
-      </w:r>
-      <w:r>
-        <w:rPr>
-          <w:b/>
-          <w:bCs/>
-        </w:rPr>
-        <w:t>Need another endpoint reserved for looking up finished job and report the accuracy</w:t>
-      </w:r>
-      <w:r>
-        <w:t>.</w:t>
-      </w:r>
-    </w:p>
-    <w:p>
-      <w:pPr>
-        <w:pStyle w:val="ListParagraph"/>
-        <w:numPr>
-          <w:ilvl w:val="0"/>
-          <w:numId w:val="1"/>
-        </w:numPr>
-      </w:pPr>
-      <w:r>
-        <w:t xml:space="preserve">Talked to </w:t>
-      </w:r>
-      <w:proofErr w:type="spellStart"/>
-      <w:r>
-        <w:t>anh</w:t>
-      </w:r>
-      <w:proofErr w:type="spellEnd"/>
-      <w:r>
-        <w:t xml:space="preserve"> Sơn. Anh Sơn </w:t>
-      </w:r>
-      <w:proofErr w:type="spellStart"/>
-      <w:r>
-        <w:t>khuyên</w:t>
-      </w:r>
-      <w:proofErr w:type="spellEnd"/>
-      <w:r>
-        <w:t xml:space="preserve"> </w:t>
-      </w:r>
-      <w:proofErr w:type="spellStart"/>
-      <w:r>
-        <w:t>đừng</w:t>
-      </w:r>
-      <w:proofErr w:type="spellEnd"/>
-      <w:r>
-        <w:t xml:space="preserve"> </w:t>
-      </w:r>
-      <w:proofErr w:type="spellStart"/>
-      <w:r>
-        <w:t>dùng</w:t>
-      </w:r>
-      <w:proofErr w:type="spellEnd"/>
-      <w:r>
-        <w:t xml:space="preserve"> Material UI</w:t>
-      </w:r>
-      <w:r>
-        <w:t> </w:t>
-      </w:r>
-      <w:proofErr w:type="spellStart"/>
-      <w:r>
-        <w:t>tại</w:t>
-      </w:r>
-      <w:proofErr w:type="spellEnd"/>
-      <w:r>
-        <w:t xml:space="preserve"> </w:t>
-      </w:r>
-      <w:proofErr w:type="spellStart"/>
-      <w:r>
-        <w:t>khi</w:t>
-      </w:r>
-      <w:proofErr w:type="spellEnd"/>
-      <w:r>
-        <w:t xml:space="preserve"> </w:t>
-      </w:r>
-      <w:proofErr w:type="spellStart"/>
-      <w:r>
-        <w:t>cần</w:t>
-      </w:r>
-      <w:proofErr w:type="spellEnd"/>
-      <w:r>
-        <w:t xml:space="preserve"> </w:t>
-      </w:r>
-      <w:proofErr w:type="spellStart"/>
-      <w:r>
-        <w:t>sẽ</w:t>
-      </w:r>
-      <w:proofErr w:type="spellEnd"/>
-      <w:r>
-        <w:t xml:space="preserve"> </w:t>
-      </w:r>
-      <w:proofErr w:type="spellStart"/>
-      <w:r>
-        <w:t>rất</w:t>
-      </w:r>
-      <w:proofErr w:type="spellEnd"/>
-      <w:r>
-        <w:t xml:space="preserve"> </w:t>
-      </w:r>
-      <w:proofErr w:type="spellStart"/>
-      <w:r>
-        <w:t>khó</w:t>
-      </w:r>
-      <w:proofErr w:type="spellEnd"/>
-      <w:r>
-        <w:t xml:space="preserve"> customize. </w:t>
-      </w:r>
-      <w:proofErr w:type="spellStart"/>
-      <w:r>
-        <w:t>Khuyên</w:t>
-      </w:r>
-      <w:proofErr w:type="spellEnd"/>
-      <w:r>
-        <w:t xml:space="preserve"> </w:t>
-      </w:r>
-      <w:proofErr w:type="spellStart"/>
-      <w:r>
-        <w:t>là</w:t>
-      </w:r>
-      <w:proofErr w:type="spellEnd"/>
-      <w:r>
-        <w:t xml:space="preserve"> </w:t>
-      </w:r>
-      <w:proofErr w:type="spellStart"/>
-      <w:r>
-        <w:t>nên</w:t>
-      </w:r>
-      <w:proofErr w:type="spellEnd"/>
-      <w:r>
-        <w:t xml:space="preserve"> code </w:t>
-      </w:r>
-      <w:proofErr w:type="spellStart"/>
-      <w:r>
-        <w:t>chay</w:t>
-      </w:r>
-      <w:proofErr w:type="spellEnd"/>
-      <w:r>
-        <w:t xml:space="preserve"> </w:t>
-      </w:r>
-      <w:proofErr w:type="spellStart"/>
-      <w:r>
-        <w:t>hoặc</w:t>
-      </w:r>
-      <w:proofErr w:type="spellEnd"/>
-      <w:r>
-        <w:t xml:space="preserve"> </w:t>
-      </w:r>
-      <w:proofErr w:type="spellStart"/>
-      <w:r>
-        <w:t>dùng</w:t>
-      </w:r>
-      <w:proofErr w:type="spellEnd"/>
-      <w:r>
-        <w:t xml:space="preserve"> bootstrap, </w:t>
-      </w:r>
-      <w:proofErr w:type="spellStart"/>
-      <w:r>
-        <w:t>shadcn</w:t>
-      </w:r>
-      <w:proofErr w:type="spellEnd"/>
-      <w:r>
-        <w:t xml:space="preserve"> UI</w:t>
-      </w:r>
-    </w:p>
-    <w:p>
-      <w:pPr>
-        <w:pStyle w:val="ListParagraph"/>
-        <w:numPr>
-          <w:ilvl w:val="0"/>
-          <w:numId w:val="1"/>
-        </w:numPr>
-      </w:pPr>
-      <w:r>
-        <w:t xml:space="preserve">Plan for tomorrow: Design the flex box layout first, then build the </w:t>
-      </w:r>
-      <w:proofErr w:type="gramStart"/>
-      <w:r>
-        <w:t>components</w:t>
-      </w:r>
-      <w:proofErr w:type="gramEnd"/>
-    </w:p>
-    <w:p>
-      <w:r>
-        <w:t>3/7/2024</w:t>
-      </w:r>
-    </w:p>
-    <w:p>
-      <w:pPr>
-        <w:pStyle w:val="ListParagraph"/>
-        <w:numPr>
-          <w:ilvl w:val="0"/>
-          <w:numId w:val="1"/>
-        </w:numPr>
-      </w:pPr>
-      <w:r>
-        <w:t xml:space="preserve">Designed flexbox </w:t>
-      </w:r>
-      <w:proofErr w:type="gramStart"/>
-      <w:r>
-        <w:t>layout</w:t>
-      </w:r>
-      <w:proofErr w:type="gramEnd"/>
-    </w:p>
-    <w:p>
-      <w:pPr>
-        <w:pStyle w:val="ListParagraph"/>
-        <w:numPr>
-          <w:ilvl w:val="0"/>
-          <w:numId w:val="1"/>
-        </w:numPr>
-      </w:pPr>
-      <w:r>
-        <w:t xml:space="preserve">Playing with </w:t>
-      </w:r>
-      <w:proofErr w:type="spellStart"/>
-      <w:r>
-        <w:t>css</w:t>
-      </w:r>
-      <w:proofErr w:type="spellEnd"/>
-      <w:r>
-        <w:t xml:space="preserve"> code to layout the flexboxes</w:t>
-      </w:r>
-      <w:r>
-        <w:t xml:space="preserve"> </w:t>
-      </w:r>
-      <w:r>
-        <w:sym w:font="Wingdings" w:char="F0E0"/>
-      </w:r>
-      <w:r>
-        <w:t xml:space="preserve"> Learning flexbox is </w:t>
-      </w:r>
-      <w:proofErr w:type="gramStart"/>
-      <w:r>
-        <w:t>actually fun</w:t>
-      </w:r>
-      <w:proofErr w:type="gramEnd"/>
-      <w:r>
-        <w:t>!</w:t>
-      </w:r>
-    </w:p>
-    <w:p>
-      <w:pPr>
-        <w:pStyle w:val="ListParagraph"/>
-        <w:numPr>
-          <w:ilvl w:val="0"/>
-          <w:numId w:val="1"/>
-        </w:numPr>
-      </w:pPr>
-      <w:r>
-        <w:t xml:space="preserve">Finished sketching out the </w:t>
-      </w:r>
-      <w:proofErr w:type="gramStart"/>
-      <w:r>
-        <w:t>borders</w:t>
-      </w:r>
-      <w:proofErr w:type="gramEnd"/>
-    </w:p>
-    <w:p>
-      <w:pPr>
-        <w:pStyle w:val="ListParagraph"/>
-        <w:numPr>
-          <w:ilvl w:val="0"/>
-          <w:numId w:val="1"/>
-        </w:numPr>
-      </w:pPr>
-      <w:r>
-        <w:t xml:space="preserve">Started implementing the </w:t>
-      </w:r>
-      <w:proofErr w:type="gramStart"/>
-      <w:r>
-        <w:t>component</w:t>
-      </w:r>
-      <w:r>
-        <w:t>s</w:t>
-      </w:r>
-      <w:proofErr w:type="gramEnd"/>
-    </w:p>
-    <w:p>
-      <w:r>
-        <w:t>3/11/2024</w:t>
-      </w:r>
-    </w:p>
-    <w:p>
-      <w:pPr>
-        <w:pStyle w:val="ListParagraph"/>
-        <w:numPr>
-          <w:ilvl w:val="0"/>
-          <w:numId w:val="1"/>
-        </w:numPr>
-      </w:pPr>
-      <w:r>
-        <w:t xml:space="preserve">Learned that it is </w:t>
-      </w:r>
-      <w:r>
-        <w:rPr>
-          <w:b/>
-          <w:bCs/>
-        </w:rPr>
-        <w:t xml:space="preserve">not recommended to use class and </w:t>
-      </w:r>
-      <w:proofErr w:type="spellStart"/>
-      <w:r>
-        <w:rPr>
-          <w:b/>
-          <w:bCs/>
-        </w:rPr>
-        <w:t>className</w:t>
-      </w:r>
-      <w:proofErr w:type="spellEnd"/>
-      <w:r>
-        <w:rPr>
-          <w:b/>
-          <w:bCs/>
-        </w:rPr>
-        <w:t xml:space="preserve"> at the same time</w:t>
-      </w:r>
-      <w:r>
-        <w:t xml:space="preserve">, as the behavior would be </w:t>
-      </w:r>
-      <w:proofErr w:type="gramStart"/>
-      <w:r>
-        <w:t>unpredictable</w:t>
-      </w:r>
-      <w:proofErr w:type="gramEnd"/>
-    </w:p>
-    <w:p>
-      <w:pPr>
-        <w:pStyle w:val="ListParagraph"/>
-        <w:numPr>
-          <w:ilvl w:val="0"/>
-          <w:numId w:val="1"/>
-        </w:numPr>
-      </w:pPr>
-      <w:r>
-        <w:t xml:space="preserve">Finished Form component and Progress Bar </w:t>
-      </w:r>
-      <w:proofErr w:type="gramStart"/>
-      <w:r>
-        <w:t>components</w:t>
-      </w:r>
-      <w:proofErr w:type="gramEnd"/>
-    </w:p>
-    <w:p>
-      <w:pPr>
-        <w:pStyle w:val="ListParagraph"/>
-        <w:numPr>
-          <w:ilvl w:val="0"/>
-          <w:numId w:val="1"/>
-        </w:numPr>
-      </w:pPr>
-      <w:r>
-        <w:t xml:space="preserve">Currently working on the </w:t>
-      </w:r>
-      <w:proofErr w:type="spellStart"/>
-      <w:r>
-        <w:t>DataTable</w:t>
-      </w:r>
-      <w:proofErr w:type="spellEnd"/>
-      <w:r>
-        <w:t>, switched to only displaying the top 10. The code for coloring is currently not optimal (styling is being applied to separate cells, while it could/should be applied to a whole row)</w:t>
-      </w:r>
-    </w:p>
-    <w:p>
-      <w:pPr>
-        <w:pStyle w:val="ListParagraph"/>
-        <w:numPr>
-          <w:ilvl w:val="0"/>
-          <w:numId w:val="1"/>
-        </w:numPr>
-      </w:pPr>
-      <w:r>
-        <w:t xml:space="preserve">class </w:t>
-      </w:r>
-      <w:proofErr w:type="spellStart"/>
-      <w:r>
-        <w:t>là</w:t>
-      </w:r>
-      <w:proofErr w:type="spellEnd"/>
-      <w:r>
-        <w:t xml:space="preserve"> invalid syntax, </w:t>
-      </w:r>
-      <w:proofErr w:type="spellStart"/>
-      <w:r>
-        <w:t>className</w:t>
-      </w:r>
-      <w:proofErr w:type="spellEnd"/>
-      <w:r>
-        <w:t xml:space="preserve"> </w:t>
-      </w:r>
-      <w:proofErr w:type="spellStart"/>
-      <w:r>
-        <w:t>mới</w:t>
-      </w:r>
-      <w:proofErr w:type="spellEnd"/>
-      <w:r>
-        <w:t xml:space="preserve"> </w:t>
-      </w:r>
-      <w:proofErr w:type="spellStart"/>
-      <w:r>
-        <w:t>đúng</w:t>
-      </w:r>
-      <w:proofErr w:type="spellEnd"/>
-      <w:r>
-        <w:t xml:space="preserve"> </w:t>
-      </w:r>
-      <w:r>
-        <w:sym w:font="Wingdings" w:char="F0E0"/>
-      </w:r>
-      <w:r>
-        <w:t xml:space="preserve"> </w:t>
-      </w:r>
-      <w:proofErr w:type="spellStart"/>
-      <w:r>
-        <w:t>Chỉ</w:t>
-      </w:r>
-      <w:proofErr w:type="spellEnd"/>
-      <w:r>
-        <w:t xml:space="preserve"> </w:t>
-      </w:r>
-      <w:proofErr w:type="spellStart"/>
-      <w:r>
-        <w:t>dùng</w:t>
-      </w:r>
-      <w:proofErr w:type="spellEnd"/>
-      <w:r>
-        <w:t xml:space="preserve"> </w:t>
-      </w:r>
-      <w:proofErr w:type="spellStart"/>
-      <w:r>
-        <w:t>className</w:t>
-      </w:r>
-      <w:proofErr w:type="spellEnd"/>
-      <w:r>
-        <w:t xml:space="preserve"> moving forward.</w:t>
-      </w:r>
-    </w:p>
-    <w:p>
-      <w:pPr>
-        <w:pStyle w:val="ListParagraph"/>
-        <w:numPr>
-          <w:ilvl w:val="0"/>
-          <w:numId w:val="1"/>
-        </w:numPr>
-      </w:pPr>
-      <w:r>
-        <w:t xml:space="preserve">Limit the size of “messages” </w:t>
-      </w:r>
-      <w:r>
-        <w:t xml:space="preserve">state </w:t>
-      </w:r>
-      <w:r>
-        <w:t>to 10</w:t>
-      </w:r>
-      <w:r>
-        <w:t xml:space="preserve"> elements</w:t>
-      </w:r>
-      <w:r>
-        <w:t>.</w:t>
-      </w:r>
-    </w:p>
-    <w:p>
-      <w:pPr>
-        <w:pStyle w:val="ListParagraph"/>
-        <w:numPr>
-          <w:ilvl w:val="0"/>
-          <w:numId w:val="1"/>
-        </w:numPr>
-      </w:pPr>
-      <w:r>
-        <w:t xml:space="preserve">Currently working on the </w:t>
-      </w:r>
-      <w:proofErr w:type="spellStart"/>
-      <w:r>
-        <w:t>MessageBoard</w:t>
-      </w:r>
-      <w:proofErr w:type="spellEnd"/>
-    </w:p>
-    <w:p>
-      <w:pPr>
-        <w:pStyle w:val="ListParagraph"/>
-        <w:numPr>
-          <w:ilvl w:val="0"/>
-          <w:numId w:val="1"/>
-        </w:numPr>
-      </w:pPr>
-      <w:r>
-        <w:t>Added a timestamp to each message.</w:t>
-      </w:r>
-    </w:p>
-    <w:p>
-      <w:pPr>
-        <w:pStyle w:val="ListParagraph"/>
-        <w:numPr>
-          <w:ilvl w:val="0"/>
-          <w:numId w:val="1"/>
-        </w:numPr>
-      </w:pPr>
-      <w:r>
-        <w:t xml:space="preserve">Building a </w:t>
-      </w:r>
-      <w:proofErr w:type="gramStart"/>
-      <w:r>
-        <w:t>mini-component</w:t>
-      </w:r>
-      <w:proofErr w:type="gramEnd"/>
-      <w:r>
-        <w:t>: A timer to show elapsed runtime</w:t>
-      </w:r>
-    </w:p>
-    <w:p>
-      <w:pPr>
-        <w:pStyle w:val="ListParagraph"/>
-        <w:numPr>
-          <w:ilvl w:val="0"/>
-          <w:numId w:val="1"/>
-        </w:numPr>
-      </w:pPr>
-      <w:r>
-        <w:t xml:space="preserve">Building a </w:t>
-      </w:r>
-      <w:proofErr w:type="gramStart"/>
-      <w:r>
-        <w:t>mini-component</w:t>
-      </w:r>
-      <w:proofErr w:type="gramEnd"/>
-      <w:r>
-        <w:t>: A spinning gear (icon)</w:t>
-      </w:r>
-    </w:p>
-    <w:p>
-      <w:r>
-        <w:t>3/12/2024</w:t>
-      </w:r>
-    </w:p>
-    <w:p>
-      <w:pPr>
-        <w:pStyle w:val="ListParagraph"/>
-        <w:numPr>
-          <w:ilvl w:val="0"/>
-          <w:numId w:val="1"/>
-        </w:numPr>
-      </w:pPr>
-      <w:r>
-        <w:t>Applying styling to “empty” renders.</w:t>
-      </w:r>
-    </w:p>
-    <w:p>
-      <w:pPr>
-        <w:pStyle w:val="ListParagraph"/>
-        <w:numPr>
-          <w:ilvl w:val="0"/>
-          <w:numId w:val="1"/>
-        </w:numPr>
-      </w:pPr>
-      <w:r>
-        <w:t>Tweaking message contents for more meaningful information.</w:t>
-      </w:r>
-    </w:p>
-    <w:p>
-      <w:pPr>
-        <w:pStyle w:val="ListParagraph"/>
-        <w:numPr>
-          <w:ilvl w:val="0"/>
-          <w:numId w:val="1"/>
-        </w:numPr>
-      </w:pPr>
-      <w:r>
-        <w:rPr>
-          <w:b/>
-          <w:bCs/>
-        </w:rPr>
-        <w:t>Building an additional functionality</w:t>
-      </w:r>
-      <w:r>
-        <w:t>: When a job is done</w:t>
-      </w:r>
-      <w:r>
-        <w:t xml:space="preserve">, </w:t>
-      </w:r>
-      <w:proofErr w:type="spellStart"/>
-      <w:r>
-        <w:t>socketIO</w:t>
-      </w:r>
-      <w:proofErr w:type="spellEnd"/>
-      <w:r>
-        <w:t xml:space="preserve"> should emit a signal to let the Frontend knows this job is done. Frontend should then find that job to report accuracy and update the table.</w:t>
-      </w:r>
-    </w:p>
-    <w:p>
-      <w:pPr>
-        <w:pStyle w:val="ListParagraph"/>
-        <w:numPr>
-          <w:ilvl w:val="0"/>
-          <w:numId w:val="1"/>
-        </w:numPr>
-      </w:pPr>
-      <w:r>
-        <w:t xml:space="preserve">Noticed a discrepancy between train time and time recorded in the table </w:t>
-      </w:r>
-      <w:r>
-        <w:sym w:font="Wingdings" w:char="F0E0"/>
-      </w:r>
-      <w:r>
-        <w:t xml:space="preserve"> Time recorded in the table is train time + evaluate time</w:t>
-      </w:r>
-      <w:r>
-        <w:t xml:space="preserve"> </w:t>
-      </w:r>
-      <w:r>
-        <w:sym w:font="Wingdings" w:char="F0E0"/>
-      </w:r>
-      <w:r>
-        <w:t xml:space="preserve"> Fixed so that it’s only train </w:t>
-      </w:r>
-      <w:proofErr w:type="gramStart"/>
-      <w:r>
-        <w:t>time</w:t>
-      </w:r>
-      <w:proofErr w:type="gramEnd"/>
+        <w:t xml:space="preserve"> Fixed so that it’s only train time</w:t>
+      </w:r>
     </w:p>
     <w:p>
       <w:pPr>
@@ -2748,49 +1906,15 @@
       <w:r>
         <w:t xml:space="preserve">with GET or HEAD methods. A workaround would be to use </w:t>
       </w:r>
-      <w:proofErr w:type="spellStart"/>
-      <w:proofErr w:type="gramStart"/>
-      <w:r>
-        <w:rPr>
-          <w:b/>
-          <w:bCs/>
-        </w:rPr>
-        <w:t>URLSearchParams</w:t>
-      </w:r>
-      <w:proofErr w:type="spellEnd"/>
-      <w:r>
-        <w:rPr>
-          <w:b/>
-          <w:bCs/>
-        </w:rPr>
-        <w:t>(</w:t>
-      </w:r>
-      <w:proofErr w:type="gramEnd"/>
-      <w:r>
-        <w:rPr>
-          <w:b/>
-          <w:bCs/>
-        </w:rPr>
-        <w:t xml:space="preserve">) </w:t>
-      </w:r>
-      <w:r>
-        <w:t xml:space="preserve">and convert a </w:t>
-      </w:r>
-      <w:proofErr w:type="spellStart"/>
-      <w:r>
-        <w:t>json</w:t>
-      </w:r>
-      <w:proofErr w:type="spellEnd"/>
-      <w:r>
-        <w:t xml:space="preserve"> into query parameters, then add it directly to the </w:t>
-      </w:r>
-      <w:proofErr w:type="spellStart"/>
-      <w:r>
-        <w:t>url</w:t>
-      </w:r>
-      <w:proofErr w:type="spellEnd"/>
-      <w:r>
-        <w:t xml:space="preserve">, something like this: </w:t>
+      <w:r>
+        <w:rPr>
+          <w:b/>
+          <w:bCs/>
+        </w:rPr>
+        <w:t xml:space="preserve">URLSearchParams() </w:t>
+      </w:r>
+      <w:r>
+        <w:t xml:space="preserve">and convert a json into query parameters, then add it directly to the url, something like this: </w:t>
       </w:r>
       <w:r>
         <w:t>`http://localhost:9000/find-job?${queryParams}`</w:t>
@@ -2798,21 +1922,12 @@
       <w:r>
         <w:t xml:space="preserve">. The backend also needs to change, we need to use </w:t>
       </w:r>
-      <w:proofErr w:type="spellStart"/>
-      <w:r>
-        <w:rPr>
-          <w:b/>
-          <w:bCs/>
-        </w:rPr>
-        <w:t>request.args.get</w:t>
-      </w:r>
-      <w:proofErr w:type="spellEnd"/>
-      <w:r>
-        <w:rPr>
-          <w:b/>
-          <w:bCs/>
-        </w:rPr>
-        <w:t xml:space="preserve">(key) </w:t>
+      <w:r>
+        <w:rPr>
+          <w:b/>
+          <w:bCs/>
+        </w:rPr>
+        <w:t xml:space="preserve">request.args.get(key) </w:t>
       </w:r>
       <w:r>
         <w:t>to access the parameters.</w:t>
@@ -2844,20 +1959,7 @@
         </w:numPr>
       </w:pPr>
       <w:r>
-        <w:t xml:space="preserve">Currently having error: When clicked on the close button, </w:t>
-      </w:r>
-      <w:proofErr w:type="spellStart"/>
-      <w:proofErr w:type="gramStart"/>
-      <w:r>
-        <w:t>onClose</w:t>
-      </w:r>
-      <w:proofErr w:type="spellEnd"/>
-      <w:r>
-        <w:t>(</w:t>
-      </w:r>
-      <w:proofErr w:type="gramEnd"/>
-      <w:r>
-        <w:t>) is not called.</w:t>
+        <w:t>Currently having error: When clicked on the close button, onClose() is not called.</w:t>
       </w:r>
       <w:r>
         <w:t xml:space="preserve"> </w:t>
@@ -2905,15 +2007,7 @@
         </w:numPr>
       </w:pPr>
       <w:r>
-        <w:t>Learning how to deploy the app on the web. Some keywords I’m looking into are “containerization” and “</w:t>
-      </w:r>
-      <w:proofErr w:type="gramStart"/>
-      <w:r>
-        <w:t>Docker</w:t>
-      </w:r>
-      <w:proofErr w:type="gramEnd"/>
-      <w:r>
-        <w:t>”</w:t>
+        <w:t>Learning how to deploy the app on the web. Some keywords I’m looking into are “containerization” and “Docker”</w:t>
       </w:r>
     </w:p>
     <w:p>
@@ -2932,21 +2026,7 @@
           <w:rPr>
             <w:rStyle w:val="Hyperlink"/>
           </w:rPr>
-          <w:t xml:space="preserve">How to </w:t>
-        </w:r>
-        <w:proofErr w:type="spellStart"/>
-        <w:r>
-          <w:rPr>
-            <w:rStyle w:val="Hyperlink"/>
-          </w:rPr>
-          <w:t>Dockerize</w:t>
-        </w:r>
-        <w:proofErr w:type="spellEnd"/>
-        <w:r>
-          <w:rPr>
-            <w:rStyle w:val="Hyperlink"/>
-          </w:rPr>
-          <w:t xml:space="preserve"> a React Application – A Step by Step Tutorial (freecodecamp.org)</w:t>
+          <w:t>How to Dockerize a React Application – A Step by Step Tutorial (freecodecamp.org)</w:t>
         </w:r>
       </w:hyperlink>
     </w:p>
@@ -2969,17 +2049,7 @@
         <w:t>standard Python mechanism for managing a project’s dependencies</w:t>
       </w:r>
       <w:r>
-        <w:t xml:space="preserve">, and Docker needs this file (Just like </w:t>
-      </w:r>
-      <w:proofErr w:type="spellStart"/>
-      <w:proofErr w:type="gramStart"/>
-      <w:r>
-        <w:t>package.json</w:t>
-      </w:r>
-      <w:proofErr w:type="spellEnd"/>
-      <w:proofErr w:type="gramEnd"/>
-      <w:r>
-        <w:t xml:space="preserve"> for React)</w:t>
+        <w:t>, and Docker needs this file (Just like package.json for React)</w:t>
       </w:r>
     </w:p>
     <w:p>
@@ -3015,6 +2085,772 @@
           <w:numId w:val="1"/>
         </w:numPr>
       </w:pPr>
+      <w:r>
+        <w:t xml:space="preserve">For the backend, I’m currently trying the </w:t>
+      </w:r>
+      <w:r>
+        <w:rPr>
+          <w:b/>
+          <w:bCs/>
+        </w:rPr>
+        <w:t xml:space="preserve">multi-container setup </w:t>
+      </w:r>
+      <w:r>
+        <w:t xml:space="preserve">in Docker compose. That is, having </w:t>
+      </w:r>
+      <w:r>
+        <w:rPr>
+          <w:b/>
+          <w:bCs/>
+        </w:rPr>
+        <w:t xml:space="preserve">server and rabbitmq as services in the compose.yaml </w:t>
+      </w:r>
+      <w:r>
+        <w:t>file.</w:t>
+      </w:r>
+    </w:p>
+    <w:p>
+      <w:pPr>
+        <w:pStyle w:val="ListParagraph"/>
+        <w:numPr>
+          <w:ilvl w:val="0"/>
+          <w:numId w:val="1"/>
+        </w:numPr>
+      </w:pPr>
+      <w:r>
+        <w:t xml:space="preserve">Consistently seeing the error of server not connecting to rabbitmq </w:t>
+      </w:r>
+      <w:r>
+        <w:sym w:font="Wingdings" w:char="F0E0"/>
+      </w:r>
+      <w:r>
+        <w:t xml:space="preserve"> The problem might be in this line of code: </w:t>
+      </w:r>
+    </w:p>
+    <w:p>
+      <w:pPr>
+        <w:pStyle w:val="ListParagraph"/>
+        <w:shd w:val="clear" w:color="auto" w:fill="1F1F1F"/>
+        <w:spacing w:after="0" w:line="285" w:lineRule="atLeast"/>
+        <w:rPr>
+          <w:rFonts w:ascii="Consolas" w:eastAsia="Times New Roman" w:hAnsi="Consolas" w:cs="Times New Roman"/>
+          <w:color w:val="CCCCCC"/>
+          <w:kern w:val="0"/>
+          <w:sz w:val="21"/>
+          <w:szCs w:val="21"/>
+          <w14:ligatures w14:val="none"/>
+        </w:rPr>
+      </w:pPr>
+      <w:r>
+        <w:rPr>
+          <w:rFonts w:ascii="Consolas" w:eastAsia="Times New Roman" w:hAnsi="Consolas" w:cs="Times New Roman"/>
+          <w:color w:val="9CDCFE"/>
+          <w:kern w:val="0"/>
+          <w:sz w:val="21"/>
+          <w:szCs w:val="21"/>
+          <w14:ligatures w14:val="none"/>
+        </w:rPr>
+        <w:t>conn</w:t>
+      </w:r>
+      <w:r>
+        <w:rPr>
+          <w:rFonts w:ascii="Consolas" w:eastAsia="Times New Roman" w:hAnsi="Consolas" w:cs="Times New Roman"/>
+          <w:color w:val="CCCCCC"/>
+          <w:kern w:val="0"/>
+          <w:sz w:val="21"/>
+          <w:szCs w:val="21"/>
+          <w14:ligatures w14:val="none"/>
+        </w:rPr>
+        <w:t xml:space="preserve"> </w:t>
+      </w:r>
+      <w:r>
+        <w:rPr>
+          <w:rFonts w:ascii="Consolas" w:eastAsia="Times New Roman" w:hAnsi="Consolas" w:cs="Times New Roman"/>
+          <w:color w:val="D4D4D4"/>
+          <w:kern w:val="0"/>
+          <w:sz w:val="21"/>
+          <w:szCs w:val="21"/>
+          <w14:ligatures w14:val="none"/>
+        </w:rPr>
+        <w:t>=</w:t>
+      </w:r>
+      <w:r>
+        <w:rPr>
+          <w:rFonts w:ascii="Consolas" w:eastAsia="Times New Roman" w:hAnsi="Consolas" w:cs="Times New Roman"/>
+          <w:color w:val="CCCCCC"/>
+          <w:kern w:val="0"/>
+          <w:sz w:val="21"/>
+          <w:szCs w:val="21"/>
+          <w14:ligatures w14:val="none"/>
+        </w:rPr>
+        <w:t xml:space="preserve"> </w:t>
+      </w:r>
+      <w:r>
+        <w:rPr>
+          <w:rFonts w:ascii="Consolas" w:eastAsia="Times New Roman" w:hAnsi="Consolas" w:cs="Times New Roman"/>
+          <w:color w:val="4EC9B0"/>
+          <w:kern w:val="0"/>
+          <w:sz w:val="21"/>
+          <w:szCs w:val="21"/>
+          <w14:ligatures w14:val="none"/>
+        </w:rPr>
+        <w:t>pika</w:t>
+      </w:r>
+      <w:r>
+        <w:rPr>
+          <w:rFonts w:ascii="Consolas" w:eastAsia="Times New Roman" w:hAnsi="Consolas" w:cs="Times New Roman"/>
+          <w:color w:val="CCCCCC"/>
+          <w:kern w:val="0"/>
+          <w:sz w:val="21"/>
+          <w:szCs w:val="21"/>
+          <w14:ligatures w14:val="none"/>
+        </w:rPr>
+        <w:t>.</w:t>
+      </w:r>
+      <w:r>
+        <w:rPr>
+          <w:rFonts w:ascii="Consolas" w:eastAsia="Times New Roman" w:hAnsi="Consolas" w:cs="Times New Roman"/>
+          <w:color w:val="4EC9B0"/>
+          <w:kern w:val="0"/>
+          <w:sz w:val="21"/>
+          <w:szCs w:val="21"/>
+          <w14:ligatures w14:val="none"/>
+        </w:rPr>
+        <w:t>BlockingConnection</w:t>
+      </w:r>
+      <w:r>
+        <w:rPr>
+          <w:rFonts w:ascii="Consolas" w:eastAsia="Times New Roman" w:hAnsi="Consolas" w:cs="Times New Roman"/>
+          <w:color w:val="CCCCCC"/>
+          <w:kern w:val="0"/>
+          <w:sz w:val="21"/>
+          <w:szCs w:val="21"/>
+          <w14:ligatures w14:val="none"/>
+        </w:rPr>
+        <w:t>(</w:t>
+      </w:r>
+      <w:r>
+        <w:rPr>
+          <w:rFonts w:ascii="Consolas" w:eastAsia="Times New Roman" w:hAnsi="Consolas" w:cs="Times New Roman"/>
+          <w:color w:val="4EC9B0"/>
+          <w:kern w:val="0"/>
+          <w:sz w:val="21"/>
+          <w:szCs w:val="21"/>
+          <w14:ligatures w14:val="none"/>
+        </w:rPr>
+        <w:t>pika</w:t>
+      </w:r>
+      <w:r>
+        <w:rPr>
+          <w:rFonts w:ascii="Consolas" w:eastAsia="Times New Roman" w:hAnsi="Consolas" w:cs="Times New Roman"/>
+          <w:color w:val="CCCCCC"/>
+          <w:kern w:val="0"/>
+          <w:sz w:val="21"/>
+          <w:szCs w:val="21"/>
+          <w14:ligatures w14:val="none"/>
+        </w:rPr>
+        <w:t>.</w:t>
+      </w:r>
+      <w:r>
+        <w:rPr>
+          <w:rFonts w:ascii="Consolas" w:eastAsia="Times New Roman" w:hAnsi="Consolas" w:cs="Times New Roman"/>
+          <w:color w:val="4EC9B0"/>
+          <w:kern w:val="0"/>
+          <w:sz w:val="21"/>
+          <w:szCs w:val="21"/>
+          <w14:ligatures w14:val="none"/>
+        </w:rPr>
+        <w:t>ConnectionParameters</w:t>
+      </w:r>
+      <w:r>
+        <w:rPr>
+          <w:rFonts w:ascii="Consolas" w:eastAsia="Times New Roman" w:hAnsi="Consolas" w:cs="Times New Roman"/>
+          <w:color w:val="CCCCCC"/>
+          <w:kern w:val="0"/>
+          <w:sz w:val="21"/>
+          <w:szCs w:val="21"/>
+          <w14:ligatures w14:val="none"/>
+        </w:rPr>
+        <w:t>(</w:t>
+      </w:r>
+      <w:r>
+        <w:rPr>
+          <w:rFonts w:ascii="Consolas" w:eastAsia="Times New Roman" w:hAnsi="Consolas" w:cs="Times New Roman"/>
+          <w:color w:val="9CDCFE"/>
+          <w:kern w:val="0"/>
+          <w:sz w:val="21"/>
+          <w:szCs w:val="21"/>
+          <w14:ligatures w14:val="none"/>
+        </w:rPr>
+        <w:t>host</w:t>
+      </w:r>
+      <w:r>
+        <w:rPr>
+          <w:rFonts w:ascii="Consolas" w:eastAsia="Times New Roman" w:hAnsi="Consolas" w:cs="Times New Roman"/>
+          <w:color w:val="D4D4D4"/>
+          <w:kern w:val="0"/>
+          <w:sz w:val="21"/>
+          <w:szCs w:val="21"/>
+          <w14:ligatures w14:val="none"/>
+        </w:rPr>
+        <w:t>=</w:t>
+      </w:r>
+      <w:r>
+        <w:rPr>
+          <w:rFonts w:ascii="Consolas" w:eastAsia="Times New Roman" w:hAnsi="Consolas" w:cs="Times New Roman"/>
+          <w:color w:val="CE9178"/>
+          <w:kern w:val="0"/>
+          <w:sz w:val="21"/>
+          <w:szCs w:val="21"/>
+          <w14:ligatures w14:val="none"/>
+        </w:rPr>
+        <w:t>"localhost"</w:t>
+      </w:r>
+      <w:r>
+        <w:rPr>
+          <w:rFonts w:ascii="Consolas" w:eastAsia="Times New Roman" w:hAnsi="Consolas" w:cs="Times New Roman"/>
+          <w:color w:val="CCCCCC"/>
+          <w:kern w:val="0"/>
+          <w:sz w:val="21"/>
+          <w:szCs w:val="21"/>
+          <w14:ligatures w14:val="none"/>
+        </w:rPr>
+        <w:t xml:space="preserve">, </w:t>
+      </w:r>
+      <w:r>
+        <w:rPr>
+          <w:rFonts w:ascii="Consolas" w:eastAsia="Times New Roman" w:hAnsi="Consolas" w:cs="Times New Roman"/>
+          <w:color w:val="9CDCFE"/>
+          <w:kern w:val="0"/>
+          <w:sz w:val="21"/>
+          <w:szCs w:val="21"/>
+          <w14:ligatures w14:val="none"/>
+        </w:rPr>
+        <w:t>port</w:t>
+      </w:r>
+      <w:r>
+        <w:rPr>
+          <w:rFonts w:ascii="Consolas" w:eastAsia="Times New Roman" w:hAnsi="Consolas" w:cs="Times New Roman"/>
+          <w:color w:val="D4D4D4"/>
+          <w:kern w:val="0"/>
+          <w:sz w:val="21"/>
+          <w:szCs w:val="21"/>
+          <w14:ligatures w14:val="none"/>
+        </w:rPr>
+        <w:t>=</w:t>
+      </w:r>
+      <w:r>
+        <w:rPr>
+          <w:rFonts w:ascii="Consolas" w:eastAsia="Times New Roman" w:hAnsi="Consolas" w:cs="Times New Roman"/>
+          <w:color w:val="B5CEA8"/>
+          <w:kern w:val="0"/>
+          <w:sz w:val="21"/>
+          <w:szCs w:val="21"/>
+          <w14:ligatures w14:val="none"/>
+        </w:rPr>
+        <w:t>5672</w:t>
+      </w:r>
+      <w:r>
+        <w:rPr>
+          <w:rFonts w:ascii="Consolas" w:eastAsia="Times New Roman" w:hAnsi="Consolas" w:cs="Times New Roman"/>
+          <w:color w:val="CCCCCC"/>
+          <w:kern w:val="0"/>
+          <w:sz w:val="21"/>
+          <w:szCs w:val="21"/>
+          <w14:ligatures w14:val="none"/>
+        </w:rPr>
+        <w:t>))</w:t>
+      </w:r>
+    </w:p>
+    <w:p>
+      <w:pPr>
+        <w:pStyle w:val="ListParagraph"/>
+        <w:numPr>
+          <w:ilvl w:val="0"/>
+          <w:numId w:val="1"/>
+        </w:numPr>
+      </w:pPr>
+      <w:r>
+        <w:t xml:space="preserve">Here’s what ChatGPT says: </w:t>
+      </w:r>
+      <w:r>
+        <w:t>that line of code would not work as intended in the context of your Docker setup where the Flask server and RabbitMQ are running in two separate containers. When services are containerized and communicate over a Docker network, they do not use localhost to refer to each other. Instead, they use the service names defined in the docker-compose.yml file as the hostnames.</w:t>
+      </w:r>
+      <w:r>
+        <w:t xml:space="preserve"> </w:t>
+      </w:r>
+      <w:r>
+        <w:sym w:font="Wingdings" w:char="F0E0"/>
+      </w:r>
+      <w:r>
+        <w:t xml:space="preserve"> Changed host parameter to “rabbitmq”</w:t>
+      </w:r>
+      <w:r>
+        <w:t xml:space="preserve"> </w:t>
+      </w:r>
+      <w:r>
+        <w:sym w:font="Wingdings" w:char="F0E0"/>
+      </w:r>
+      <w:r>
+        <w:t xml:space="preserve"> </w:t>
+      </w:r>
+      <w:r>
+        <w:rPr>
+          <w:b/>
+          <w:bCs/>
+        </w:rPr>
+        <w:t>This didn’t work!</w:t>
+      </w:r>
+    </w:p>
+    <w:p>
+      <w:pPr>
+        <w:pStyle w:val="ListParagraph"/>
+        <w:numPr>
+          <w:ilvl w:val="0"/>
+          <w:numId w:val="1"/>
+        </w:numPr>
+      </w:pPr>
+      <w:r>
+        <w:t xml:space="preserve">Why does RabbitMQ takes 2 ports, 5672 and 15672? </w:t>
+      </w:r>
+      <w:r>
+        <w:sym w:font="Wingdings" w:char="F0E0"/>
+      </w:r>
+      <w:r>
+        <w:t xml:space="preserve"> RabbitMQ typically uses two main ports for its operations, each serving a different purpose:</w:t>
+      </w:r>
+    </w:p>
+    <w:p>
+      <w:pPr>
+        <w:pStyle w:val="ListParagraph"/>
+        <w:numPr>
+          <w:ilvl w:val="1"/>
+          <w:numId w:val="1"/>
+        </w:numPr>
+      </w:pPr>
+      <w:r>
+        <w:t>Port 5672: This is the default port for AMQP (Advanced Message Queuing Protocol) operations. Your applications and services use this port to connect to RabbitMQ for sending and receiving messages. It's the main communication channel between your applications and the RabbitMQ broker.</w:t>
+      </w:r>
+    </w:p>
+    <w:p>
+      <w:pPr>
+        <w:pStyle w:val="ListParagraph"/>
+        <w:numPr>
+          <w:ilvl w:val="1"/>
+          <w:numId w:val="1"/>
+        </w:numPr>
+      </w:pPr>
+      <w:r>
+        <w:t xml:space="preserve">Port 15672: This port is used by the RabbitMQ Management Plugin, which provides a web-based UI for managing and monitoring your RabbitMQ server. Through this interface, you can manage queues, exchanges, bindings, and see various statistics about </w:t>
+      </w:r>
+      <w:r>
+        <w:lastRenderedPageBreak/>
+        <w:t>the message flow in your system. It's especially useful for administrative and debugging tasks but is not directly involved in the messaging operations of your applications.</w:t>
+      </w:r>
+    </w:p>
+    <w:p>
+      <w:r>
+        <w:t>3/18/2024</w:t>
+      </w:r>
+    </w:p>
+    <w:p>
+      <w:pPr>
+        <w:pStyle w:val="ListParagraph"/>
+        <w:numPr>
+          <w:ilvl w:val="0"/>
+          <w:numId w:val="1"/>
+        </w:numPr>
+      </w:pPr>
+      <w:r>
+        <w:t xml:space="preserve">Looking into containerization again. Reconfigured my </w:t>
+      </w:r>
+      <w:r>
+        <w:rPr>
+          <w:b/>
+          <w:bCs/>
+        </w:rPr>
+        <w:t>compose.yaml</w:t>
+      </w:r>
+      <w:r>
+        <w:t xml:space="preserve"> file, </w:t>
+      </w:r>
+      <w:r>
+        <w:t>adding both server and rabbitmq as services.</w:t>
+      </w:r>
+    </w:p>
+    <w:p>
+      <w:pPr>
+        <w:pStyle w:val="ListParagraph"/>
+        <w:numPr>
+          <w:ilvl w:val="0"/>
+          <w:numId w:val="1"/>
+        </w:numPr>
+      </w:pPr>
+      <w:r>
+        <w:t xml:space="preserve">Tried a bunch of stuffs but none worked, encountered a ton of errors </w:t>
+      </w:r>
+      <w:r>
+        <w:sym w:font="Wingdings" w:char="F0E0"/>
+      </w:r>
+      <w:r>
+        <w:t xml:space="preserve"> Relied heavily on online guides and ChatGPT.</w:t>
+      </w:r>
+    </w:p>
+    <w:p>
+      <w:pPr>
+        <w:pStyle w:val="ListParagraph"/>
+        <w:numPr>
+          <w:ilvl w:val="0"/>
+          <w:numId w:val="1"/>
+        </w:numPr>
+      </w:pPr>
+      <w:r>
+        <w:t xml:space="preserve">One approach seems to solve part of the problem: </w:t>
+      </w:r>
+      <w:r>
+        <w:rPr>
+          <w:b/>
+          <w:bCs/>
+        </w:rPr>
+        <w:t>Implement health checks to enforce that server waits for rabbitmq to be fully booted up before running</w:t>
+      </w:r>
+      <w:r>
+        <w:t>. This solves the “Type Error: variable ‘conn’ not defined” problem</w:t>
+      </w:r>
+    </w:p>
+    <w:p>
+      <w:pPr>
+        <w:pStyle w:val="ListParagraph"/>
+        <w:numPr>
+          <w:ilvl w:val="0"/>
+          <w:numId w:val="1"/>
+        </w:numPr>
+      </w:pPr>
+      <w:r>
+        <w:t xml:space="preserve">Another problem is: </w:t>
+      </w:r>
+      <w:r>
+        <w:t>localhost:27017: [Errno 111] Connection refused (configured timeouts: socketTimeoutMS: 20000.0ms, connectTimeoutMS: 20000.0ms), Timeout: 30s, Topology Description: &lt;TopologyDescription id: 65f87ba30058b28d01b273a2, topology_type: Unknown, servers: [&lt;ServerDescription ('localhost', 27017) server_type: Unknown, rtt: None, error=AutoReconnect('localhost:27017: [Errno 111] Connection refused (configured timeouts: socketTimeoutMS: 20000.0ms, connectTimeoutMS: 20000.0ms)')&gt;]&gt;</w:t>
+      </w:r>
+      <w:r>
+        <w:t xml:space="preserve"> </w:t>
+      </w:r>
+      <w:r>
+        <w:sym w:font="Wingdings" w:char="F0E0"/>
+      </w:r>
+      <w:r>
+        <w:t xml:space="preserve"> Right now, the code can’t connect to the MongoDB atlas database.</w:t>
+      </w:r>
+      <w:r>
+        <w:t xml:space="preserve"> I suspect that it’s because </w:t>
+      </w:r>
+      <w:r>
+        <w:rPr>
+          <w:b/>
+          <w:bCs/>
+        </w:rPr>
+        <w:t xml:space="preserve">.dockerignore tells Docker to dignore .env file, which is where the current MONGO_URI environment variable is placed. </w:t>
+      </w:r>
+      <w:r>
+        <w:t xml:space="preserve">Since the container technically doesn’t have .env, it wouldn’t know what MONGO_URI is. </w:t>
+      </w:r>
+      <w:r>
+        <w:sym w:font="Wingdings" w:char="F0E0"/>
+      </w:r>
+      <w:r>
+        <w:t xml:space="preserve"> A potential solution is to </w:t>
+      </w:r>
+      <w:r>
+        <w:rPr>
+          <w:b/>
+          <w:bCs/>
+        </w:rPr>
+        <w:t xml:space="preserve">specify an environment variable in compose.yaml file, </w:t>
+      </w:r>
+      <w:r>
+        <w:t xml:space="preserve">then </w:t>
+      </w:r>
+      <w:r>
+        <w:rPr>
+          <w:b/>
+          <w:bCs/>
+        </w:rPr>
+        <w:t>modify the MongoDB connection code</w:t>
+      </w:r>
+      <w:r>
+        <w:t xml:space="preserve">. It should now be: </w:t>
+      </w:r>
+    </w:p>
+    <w:p>
+      <w:pPr>
+        <w:ind w:left="720"/>
+      </w:pPr>
+      <w:r>
+        <w:rPr>
+          <w:noProof/>
+        </w:rPr>
+        <w:drawing>
+          <wp:inline distT="0" distB="0" distL="0" distR="0" wp14:anchorId="6A95DE8D" wp14:editId="44246119">
+            <wp:extent cx="5943600" cy="378460"/>
+            <wp:effectExtent l="0" t="0" r="0" b="2540"/>
+            <wp:docPr id="1707951685" name="Picture 1"/>
+            <wp:cNvGraphicFramePr>
+              <a:graphicFrameLocks xmlns:a="http://schemas.openxmlformats.org/drawingml/2006/main" noChangeAspect="1"/>
+            </wp:cNvGraphicFramePr>
+            <a:graphic xmlns:a="http://schemas.openxmlformats.org/drawingml/2006/main">
+              <a:graphicData uri="http://schemas.openxmlformats.org/drawingml/2006/picture">
+                <pic:pic xmlns:pic="http://schemas.openxmlformats.org/drawingml/2006/picture">
+                  <pic:nvPicPr>
+                    <pic:cNvPr id="1707951685" name=""/>
+                    <pic:cNvPicPr/>
+                  </pic:nvPicPr>
+                  <pic:blipFill>
+                    <a:blip r:embed="rId9"/>
+                    <a:stretch>
+                      <a:fillRect/>
+                    </a:stretch>
+                  </pic:blipFill>
+                  <pic:spPr>
+                    <a:xfrm>
+                      <a:off x="0" y="0"/>
+                      <a:ext cx="5943600" cy="378460"/>
+                    </a:xfrm>
+                    <a:prstGeom prst="rect">
+                      <a:avLst/>
+                    </a:prstGeom>
+                  </pic:spPr>
+                </pic:pic>
+              </a:graphicData>
+            </a:graphic>
+          </wp:inline>
+        </w:drawing>
+      </w:r>
+    </w:p>
+    <w:p>
+      <w:pPr>
+        <w:ind w:left="720"/>
+        <w:rPr>
+          <w:b/>
+          <w:bCs/>
+        </w:rPr>
+      </w:pPr>
+      <w:r>
+        <w:t>Instead of ‘MONGO_URI’ from .env, we get ‘MONGODB_CONNSTRNG’ from the environment variables section specified in compose.yaml file.</w:t>
+      </w:r>
+      <w:r>
+        <w:t xml:space="preserve"> </w:t>
+      </w:r>
+      <w:r>
+        <w:sym w:font="Wingdings" w:char="F0E0"/>
+      </w:r>
+      <w:r>
+        <w:t xml:space="preserve"> </w:t>
+      </w:r>
+      <w:r>
+        <w:rPr>
+          <w:b/>
+          <w:bCs/>
+        </w:rPr>
+        <w:t>This didn’t solve the problem!</w:t>
+      </w:r>
+    </w:p>
+    <w:p>
+      <w:pPr>
+        <w:pStyle w:val="ListParagraph"/>
+        <w:numPr>
+          <w:ilvl w:val="0"/>
+          <w:numId w:val="1"/>
+        </w:numPr>
+        <w:rPr>
+          <w:b/>
+          <w:bCs/>
+        </w:rPr>
+      </w:pPr>
+      <w:r>
+        <w:t>I tried deleting and rebuilding the image, and it seems like server, rabbitmq, and mongodb are connected now.</w:t>
+      </w:r>
+    </w:p>
+    <w:p>
+      <w:pPr>
+        <w:pStyle w:val="ListParagraph"/>
+        <w:numPr>
+          <w:ilvl w:val="0"/>
+          <w:numId w:val="1"/>
+        </w:numPr>
+        <w:rPr>
+          <w:b/>
+          <w:bCs/>
+        </w:rPr>
+      </w:pPr>
+      <w:r>
+        <w:t>Another issue arises: I can’t use Postman to post any request to the server.</w:t>
+      </w:r>
+      <w:r>
+        <w:t xml:space="preserve"> </w:t>
+      </w:r>
+      <w:r>
+        <w:sym w:font="Wingdings" w:char="F0E0"/>
+      </w:r>
+      <w:r>
+        <w:t xml:space="preserve"> It seems that socketio is not being initialized. I noticed that </w:t>
+      </w:r>
+      <w:r>
+        <w:rPr>
+          <w:b/>
+          <w:bCs/>
+        </w:rPr>
+        <w:t xml:space="preserve">if __name__ == ‘__main__’ is never called! </w:t>
+      </w:r>
+      <w:r>
+        <w:sym w:font="Wingdings" w:char="F0E0"/>
+      </w:r>
+      <w:r>
+        <w:t xml:space="preserve"> Trying to </w:t>
+      </w:r>
+      <w:r>
+        <w:rPr>
+          <w:b/>
+          <w:bCs/>
+        </w:rPr>
+        <w:t>change the Dockerfile</w:t>
+      </w:r>
+    </w:p>
+    <w:p>
+      <w:pPr>
+        <w:pStyle w:val="ListParagraph"/>
+        <w:numPr>
+          <w:ilvl w:val="0"/>
+          <w:numId w:val="1"/>
+        </w:numPr>
+        <w:rPr>
+          <w:b/>
+          <w:bCs/>
+        </w:rPr>
+      </w:pPr>
+      <w:r>
+        <w:t>Another problem I saw is that although I specifically expose the server to port 9000, output logs say that it’s running on port 5000</w:t>
+      </w:r>
+    </w:p>
+    <w:p>
+      <w:pPr>
+        <w:pStyle w:val="ListParagraph"/>
+        <w:numPr>
+          <w:ilvl w:val="0"/>
+          <w:numId w:val="1"/>
+        </w:numPr>
+      </w:pPr>
+      <w:r>
+        <w:t>Met with another error: raise RuntimeError('The Werkzeug web server is not '</w:t>
+      </w:r>
+    </w:p>
+    <w:p>
+      <w:pPr>
+        <w:pStyle w:val="ListParagraph"/>
+        <w:numPr>
+          <w:ilvl w:val="0"/>
+          <w:numId w:val="1"/>
+        </w:numPr>
+        <w:rPr>
+          <w:b/>
+          <w:bCs/>
+        </w:rPr>
+      </w:pPr>
+      <w:r>
+        <w:t xml:space="preserve">2024-03-18 16:07:46 RuntimeError: The Werkzeug web server is not designed to run in production. Pass allow_unsafe_werkzeug=True to the run() method to disable this error. </w:t>
+      </w:r>
+      <w:r>
+        <w:sym w:font="Wingdings" w:char="F0E0"/>
+      </w:r>
+      <w:r>
+        <w:t xml:space="preserve"> </w:t>
+      </w:r>
+      <w:r>
+        <w:rPr>
+          <w:b/>
+          <w:bCs/>
+        </w:rPr>
+        <w:t>Will address this later</w:t>
+      </w:r>
+      <w:r>
+        <w:t>, but for now</w:t>
+      </w:r>
+      <w:r>
+        <w:rPr>
+          <w:b/>
+          <w:bCs/>
+        </w:rPr>
+        <w:t xml:space="preserve"> </w:t>
+      </w:r>
+      <w:r>
+        <w:t>I’ll just disable this error.</w:t>
+      </w:r>
+    </w:p>
+    <w:p>
+      <w:pPr>
+        <w:pStyle w:val="ListParagraph"/>
+        <w:numPr>
+          <w:ilvl w:val="1"/>
+          <w:numId w:val="1"/>
+        </w:numPr>
+        <w:rPr>
+          <w:b/>
+          <w:bCs/>
+        </w:rPr>
+      </w:pPr>
+      <w:r>
+        <w:rPr>
+          <w:b/>
+          <w:bCs/>
+        </w:rPr>
+        <w:t>How to make code go from development level to production level ??</w:t>
+      </w:r>
+    </w:p>
+    <w:p>
+      <w:pPr>
+        <w:pStyle w:val="ListParagraph"/>
+        <w:numPr>
+          <w:ilvl w:val="0"/>
+          <w:numId w:val="2"/>
+        </w:numPr>
+        <w:rPr>
+          <w:b/>
+          <w:bCs/>
+        </w:rPr>
+      </w:pPr>
+      <w:r>
+        <w:rPr>
+          <w:b/>
+          <w:bCs/>
+        </w:rPr>
+        <w:t>Now that __name__ == ‘__main__’ is called, server is indeed exposed to port 9000</w:t>
+      </w:r>
+    </w:p>
+    <w:p>
+      <w:pPr>
+        <w:pStyle w:val="ListParagraph"/>
+        <w:numPr>
+          <w:ilvl w:val="0"/>
+          <w:numId w:val="1"/>
+        </w:numPr>
+      </w:pPr>
+      <w:r>
+        <w:t>Another error pops up: socketio is not running (error 400)</w:t>
+      </w:r>
+      <w:r>
+        <w:t>. As a consequence, jobs can be submitted to the queue, but frontend fails to fetch the progress.</w:t>
+      </w:r>
+    </w:p>
+    <w:p>
+      <w:pPr>
+        <w:pStyle w:val="ListParagraph"/>
+        <w:numPr>
+          <w:ilvl w:val="0"/>
+          <w:numId w:val="1"/>
+        </w:numPr>
+      </w:pPr>
+      <w:r>
+        <w:t>Another error: something’s wrong with rabbitmq.</w:t>
+      </w:r>
     </w:p>
     <w:sectPr>
       <w:pgSz w:w="12240" w:h="15840"/>
@@ -3029,6 +2865,119 @@
 <file path=word/numbering.xml><?xml version="1.0" encoding="utf-8"?>
 <w:numbering xmlns:wpc="http://schemas.microsoft.com/office/word/2010/wordprocessingCanvas" xmlns:cx="http://schemas.microsoft.com/office/drawing/2014/chartex" xmlns:cx1="http://schemas.microsoft.com/office/drawing/2015/9/8/chartex" xmlns:cx2="http://schemas.microsoft.com/office/drawing/2015/10/21/chartex" xmlns:cx3="http://schemas.microsoft.com/office/drawing/2016/5/9/chartex" xmlns:cx4="http://schemas.microsoft.com/office/drawing/2016/5/10/chartex" xmlns:cx5="http://schemas.microsoft.com/office/drawing/2016/5/11/chartex" xmlns:cx6="http://schemas.microsoft.com/office/drawing/2016/5/12/chartex" xmlns:cx7="http://schemas.microsoft.com/office/drawing/2016/5/13/chartex" xmlns:cx8="http://schemas.microsoft.com/office/drawing/2016/5/14/chartex" xmlns:mc="http://schemas.openxmlformats.org/markup-compatibility/2006" xmlns:aink="http://schemas.microsoft.com/office/drawing/2016/ink" xmlns:am3d="http://schemas.microsoft.com/office/drawing/2017/model3d" xmlns:o="urn:schemas-microsoft-com:office:office" xmlns:oel="http://schemas.microsoft.com/office/2019/extlst" xmlns:r="http://schemas.openxmlformats.org/officeDocument/2006/relationships" xmlns:m="http://schemas.openxmlformats.org/officeDocument/2006/math" xmlns:v="urn:schemas-microsoft-com:vml" xmlns:wp14="http://schemas.microsoft.com/office/word/2010/wordprocessingDrawing" xmlns:wp="http://schemas.openxmlformats.org/drawingml/2006/wordprocessingDrawing" xmlns:w10="urn:schemas-microsoft-com:office:word" xmlns:w="http://schemas.openxmlformats.org/wordprocessingml/2006/main" xmlns:w14="http://schemas.microsoft.com/office/word/2010/wordml" xmlns:w15="http://schemas.microsoft.com/office/word/2012/wordml" xmlns:w16cex="http://schemas.microsoft.com/office/word/2018/wordml/cex" xmlns:w16cid="http://schemas.microsoft.com/office/word/2016/wordml/cid" xmlns:w16="http://schemas.microsoft.com/office/word/2018/wordml" xmlns:w16sdtdh="http://schemas.microsoft.com/office/word/2020/wordml/sdtdatahash" xmlns:w16se="http://schemas.microsoft.com/office/word/2015/wordml/symex" xmlns:wpg="http://schemas.microsoft.com/office/word/2010/wordprocessingGroup" xmlns:wpi="http://schemas.microsoft.com/office/word/2010/wordprocessingInk" xmlns:wne="http://schemas.microsoft.com/office/word/2006/wordml" xmlns:wps="http://schemas.microsoft.com/office/word/2010/wordprocessingShape" mc:Ignorable="w14 w15 w16se w16cid w16 w16cex w16sdtdh wp14">
   <w:abstractNum w:abstractNumId="0" w15:restartNumberingAfterBreak="0">
+    <w:nsid w:val="14012E69"/>
+    <w:multiLevelType w:val="multilevel"/>
+    <w:tmpl w:val="752ECBBA"/>
+    <w:lvl w:ilvl="0">
+      <w:start w:val="1"/>
+      <w:numFmt w:val="decimal"/>
+      <w:lvlText w:val="%1."/>
+      <w:lvlJc w:val="left"/>
+      <w:pPr>
+        <w:tabs>
+          <w:tab w:val="num" w:pos="720"/>
+        </w:tabs>
+        <w:ind w:left="720" w:hanging="360"/>
+      </w:pPr>
+    </w:lvl>
+    <w:lvl w:ilvl="1" w:tentative="1">
+      <w:start w:val="1"/>
+      <w:numFmt w:val="decimal"/>
+      <w:lvlText w:val="%2."/>
+      <w:lvlJc w:val="left"/>
+      <w:pPr>
+        <w:tabs>
+          <w:tab w:val="num" w:pos="1440"/>
+        </w:tabs>
+        <w:ind w:left="1440" w:hanging="360"/>
+      </w:pPr>
+    </w:lvl>
+    <w:lvl w:ilvl="2" w:tentative="1">
+      <w:start w:val="1"/>
+      <w:numFmt w:val="decimal"/>
+      <w:lvlText w:val="%3."/>
+      <w:lvlJc w:val="left"/>
+      <w:pPr>
+        <w:tabs>
+          <w:tab w:val="num" w:pos="2160"/>
+        </w:tabs>
+        <w:ind w:left="2160" w:hanging="360"/>
+      </w:pPr>
+    </w:lvl>
+    <w:lvl w:ilvl="3" w:tentative="1">
+      <w:start w:val="1"/>
+      <w:numFmt w:val="decimal"/>
+      <w:lvlText w:val="%4."/>
+      <w:lvlJc w:val="left"/>
+      <w:pPr>
+        <w:tabs>
+          <w:tab w:val="num" w:pos="2880"/>
+        </w:tabs>
+        <w:ind w:left="2880" w:hanging="360"/>
+      </w:pPr>
+    </w:lvl>
+    <w:lvl w:ilvl="4" w:tentative="1">
+      <w:start w:val="1"/>
+      <w:numFmt w:val="decimal"/>
+      <w:lvlText w:val="%5."/>
+      <w:lvlJc w:val="left"/>
+      <w:pPr>
+        <w:tabs>
+          <w:tab w:val="num" w:pos="3600"/>
+        </w:tabs>
+        <w:ind w:left="3600" w:hanging="360"/>
+      </w:pPr>
+    </w:lvl>
+    <w:lvl w:ilvl="5" w:tentative="1">
+      <w:start w:val="1"/>
+      <w:numFmt w:val="decimal"/>
+      <w:lvlText w:val="%6."/>
+      <w:lvlJc w:val="left"/>
+      <w:pPr>
+        <w:tabs>
+          <w:tab w:val="num" w:pos="4320"/>
+        </w:tabs>
+        <w:ind w:left="4320" w:hanging="360"/>
+      </w:pPr>
+    </w:lvl>
+    <w:lvl w:ilvl="6" w:tentative="1">
+      <w:start w:val="1"/>
+      <w:numFmt w:val="decimal"/>
+      <w:lvlText w:val="%7."/>
+      <w:lvlJc w:val="left"/>
+      <w:pPr>
+        <w:tabs>
+          <w:tab w:val="num" w:pos="5040"/>
+        </w:tabs>
+        <w:ind w:left="5040" w:hanging="360"/>
+      </w:pPr>
+    </w:lvl>
+    <w:lvl w:ilvl="7" w:tentative="1">
+      <w:start w:val="1"/>
+      <w:numFmt w:val="decimal"/>
+      <w:lvlText w:val="%8."/>
+      <w:lvlJc w:val="left"/>
+      <w:pPr>
+        <w:tabs>
+          <w:tab w:val="num" w:pos="5760"/>
+        </w:tabs>
+        <w:ind w:left="5760" w:hanging="360"/>
+      </w:pPr>
+    </w:lvl>
+    <w:lvl w:ilvl="8" w:tentative="1">
+      <w:start w:val="1"/>
+      <w:numFmt w:val="decimal"/>
+      <w:lvlText w:val="%9."/>
+      <w:lvlJc w:val="left"/>
+      <w:pPr>
+        <w:tabs>
+          <w:tab w:val="num" w:pos="6480"/>
+        </w:tabs>
+        <w:ind w:left="6480" w:hanging="360"/>
+      </w:pPr>
+    </w:lvl>
+  </w:abstractNum>
+  <w:abstractNum w:abstractNumId="1" w15:restartNumberingAfterBreak="0">
     <w:nsid w:val="2E8C66E7"/>
     <w:multiLevelType w:val="hybridMultilevel"/>
     <w:tmpl w:val="98FC7B88"/>
@@ -3140,7 +3089,7 @@
       </w:rPr>
     </w:lvl>
   </w:abstractNum>
-  <w:abstractNum w:abstractNumId="1" w15:restartNumberingAfterBreak="0">
+  <w:abstractNum w:abstractNumId="2" w15:restartNumberingAfterBreak="0">
     <w:nsid w:val="4A7D6936"/>
     <w:multiLevelType w:val="hybridMultilevel"/>
     <w:tmpl w:val="C2942C6E"/>
@@ -3253,9 +3202,12 @@
     </w:lvl>
   </w:abstractNum>
   <w:num w:numId="1" w16cid:durableId="429160581">
+    <w:abstractNumId w:val="2"/>
+  </w:num>
+  <w:num w:numId="2" w16cid:durableId="1512183555">
     <w:abstractNumId w:val="1"/>
   </w:num>
-  <w:num w:numId="2" w16cid:durableId="1512183555">
+  <w:num w:numId="3" w16cid:durableId="436683356">
     <w:abstractNumId w:val="0"/>
   </w:num>
 </w:numbering>
@@ -3792,6 +3744,37 @@
     <w:basedOn w:val="DefaultParagraphFont"/>
     <w:rsid w:val="00581C5B"/>
   </w:style>
+  <w:style w:type="character" w:styleId="HTMLCode">
+    <w:name w:val="HTML Code"/>
+    <w:basedOn w:val="DefaultParagraphFont"/>
+    <w:uiPriority w:val="99"/>
+    <w:semiHidden/>
+    <w:unhideWhenUsed/>
+    <w:rsid w:val="00E132A8"/>
+    <w:rPr>
+      <w:rFonts w:ascii="Courier New" w:eastAsia="Times New Roman" w:hAnsi="Courier New" w:cs="Courier New"/>
+      <w:sz w:val="20"/>
+      <w:szCs w:val="20"/>
+    </w:rPr>
+  </w:style>
+  <w:style w:type="paragraph" w:styleId="NormalWeb">
+    <w:name w:val="Normal (Web)"/>
+    <w:basedOn w:val="Normal"/>
+    <w:uiPriority w:val="99"/>
+    <w:semiHidden/>
+    <w:unhideWhenUsed/>
+    <w:rsid w:val="00E132A8"/>
+    <w:pPr>
+      <w:spacing w:before="100" w:beforeAutospacing="1" w:after="100" w:afterAutospacing="1" w:line="240" w:lineRule="auto"/>
+    </w:pPr>
+    <w:rPr>
+      <w:rFonts w:ascii="Times New Roman" w:eastAsia="Times New Roman" w:hAnsi="Times New Roman" w:cs="Times New Roman"/>
+      <w:kern w:val="0"/>
+      <w:sz w:val="24"/>
+      <w:szCs w:val="24"/>
+      <w14:ligatures w14:val="none"/>
+    </w:rPr>
+  </w:style>
 </w:styles>
 </file>
 
